--- a/comite_etica_CGN/Protocolo_v2.0_ajustes_resaltados.docx
+++ b/comite_etica_CGN/Protocolo_v2.0_ajustes_resaltados.docx
@@ -776,7 +776,7 @@
           <w:szCs w:val="20"/>
           <w:highlight w:val="yellow"/>
         </w:rPr>
-        <w:t xml:space="preserve">Versión 2.0 – octubre de 2026. Ajustada según las observaciones del Comité de Bioética en Investigación de la Clínica General del Norte (8 de octubre de 2026). Ajustes resaltados en amarillo.</w:t>
+        <w:t xml:space="preserve">Versión 2.0 – octubre de 2026. Incorpora los ajustes derivados de la evaluación del Comité de Bioética en Investigación de la Clínica General del Norte; los cambios se identifican con resaltado amarillo.</w:t>
       </w:r>
     </w:p>
     <w:p>
@@ -1491,7 +1491,7 @@
         </w:rPr>
         <w:t>1.3.2 Objetivos Específicos</w:t>
         <w:tab/>
-        <w:t>13</w:t>
+        <w:t>12</w:t>
       </w:r>
     </w:p>
     <w:p>
@@ -1562,7 +1562,7 @@
         </w:rPr>
         <w:t>2.2 MARCO DE ANTECEDENTES</w:t>
         <w:tab/>
-        <w:t>21</w:t>
+        <w:t>20</w:t>
       </w:r>
     </w:p>
     <w:p>
@@ -1741,7 +1741,7 @@
         </w:rPr>
         <w:t>3.8 OPERACIONALIZACIÓN DE VARIABLES</w:t>
         <w:tab/>
-        <w:t>36</w:t>
+        <w:t>35</w:t>
       </w:r>
     </w:p>
     <w:p>
@@ -1759,7 +1759,7 @@
         </w:rPr>
         <w:t>3.9 CONSIDERACIONES ÉTICAS</w:t>
         <w:tab/>
-        <w:t>40</w:t>
+        <w:t>39</w:t>
       </w:r>
     </w:p>
     <w:p>
@@ -1778,7 +1778,7 @@
         </w:rPr>
         <w:t xml:space="preserve">3.9.1 Plan de protección de datos personales y sensibles</w:t>
         <w:tab/>
-        <w:t>43</w:t>
+        <w:t>42</w:t>
       </w:r>
     </w:p>
     <w:p>
@@ -1795,9 +1795,9 @@
           <w:szCs w:val="21"/>
           <w:highlight w:val="yellow"/>
         </w:rPr>
-        <w:t xml:space="preserve">3.9.2 Medidas para una interpretación y publicación responsables</w:t>
+        <w:t xml:space="preserve">3.9.2 Interpretación y publicación de los resultados</w:t>
         <w:tab/>
-        <w:t>45</w:t>
+        <w:t>44</w:t>
       </w:r>
     </w:p>
     <w:p>
@@ -1815,7 +1815,7 @@
         </w:rPr>
         <w:t>3.10 DIFUSIÓN Y SOCIALIZACIÓN DE RESULTADOS</w:t>
         <w:tab/>
-        <w:t>46</w:t>
+        <w:t>44</w:t>
       </w:r>
     </w:p>
     <w:p>
@@ -1833,7 +1833,7 @@
         </w:rPr>
         <w:t>3.11 CRONOGRAMA DE LA INVESTIGACIÓN</w:t>
         <w:tab/>
-        <w:t>46</w:t>
+        <w:t>45</w:t>
       </w:r>
     </w:p>
     <w:p>
@@ -1851,7 +1851,7 @@
         </w:rPr>
         <w:t>3.12 PRESUPUESTO DE LA INVESTIGACIÓN</w:t>
         <w:tab/>
-        <w:t>47</w:t>
+        <w:t>45</w:t>
       </w:r>
     </w:p>
     <w:p>
@@ -1868,7 +1868,7 @@
         </w:rPr>
         <w:t>4. MARCO DE RESULTADOS Y CONCLUSIONES</w:t>
         <w:tab/>
-        <w:t>48</w:t>
+        <w:t>46</w:t>
       </w:r>
     </w:p>
     <w:p>
@@ -1885,7 +1885,7 @@
         </w:rPr>
         <w:t>REFERENCIAS BIBLIOGRÁFICAS</w:t>
         <w:tab/>
-        <w:t>49</w:t>
+        <w:t>48</w:t>
       </w:r>
     </w:p>
     <w:p>
@@ -1902,7 +1902,7 @@
         </w:rPr>
         <w:t>ANEXOS</w:t>
         <w:tab/>
-        <w:t>55</w:t>
+        <w:t>54</w:t>
       </w:r>
     </w:p>
     <w:p>
@@ -2052,7 +2052,7 @@
           <w:szCs w:val="24"/>
           <w:highlight w:val="yellow"/>
         </w:rPr>
-        <w:t xml:space="preserve"> Esta descripción corresponde a la posición vigente durante el periodo estudiado (2020–2025); con posterioridad, en marzo y en septiembre de 2026, la organización religiosa trasladó a la conciencia individual las decisiones sobre el uso de la propia sangre y sobre la aceptación de los componentes principales de la sangre de otra persona, aspecto que se analiza en el numeral 2.1.5 (51,52).</w:t>
+        <w:t xml:space="preserve"> Esta posición fue la vigente durante el periodo de estudio (2020–2025); en 2026, la organización trasladó a la decisión de conciencia de cada persona el uso de la propia sangre almacenada y, posteriormente, la aceptación de los componentes principales de la sangre de otra persona (51-53).</w:t>
       </w:r>
       <w:r>
         <w:rPr>
@@ -2772,15 +2772,18 @@
       </w:pPr>
       <w:r>
         <w:rPr>
-          <w:b/>
-          <w:bCs/>
           <w:color w:val="000000"/>
           <w:sz w:val="24"/>
           <w:szCs w:val="24"/>
           <w:highlight w:val="yellow"/>
         </w:rPr>
-        <w:t xml:space="preserve">Justificación de la población de estudio.</w:t>
-      </w:r>
+        <w:t xml:space="preserve">La población se delimitó a pacientes Testigos de Jehová con rechazo transfusional documentado por razones de comparabilidad, homogeneidad clínica y justicia. La evidencia de referencia sobre cirugía cardiaca sin transfusión —metaanálisis, cohortes emparejadas y series institucionales— define su población de esta manera, y «Testigos de Jehová» es un descriptor controlado en DeCS y MeSH (5-8,17,19,22,23,34,35,44,62); describir una cohorte con la misma definición es la condición para contrastar los resultados institucionales con esa literatura. Este contraste es necesario porque los resultados varían entre centros: frente a mortalidades hospitalarias de 0,6 % a 3,1 % en centros especializados (6,7), un hospital terciario brasileño informó una mortalidad del 18,8 % en Testigos de Jehová y del 4,2 % en sus controles (63). Durante el periodo de estudio, además, la condición de Testigo de Jehová se asociaba con una negativa anticipada, estable y documentada a los componentes principales de la sangre, que daba lugar a una planificación perioperatoria específica desde el preoperatorio (1,4); el rechazo transfusional de pacientes sin esta condición es infrecuente en cirugía cardiaca, suele ser parcial o circunstancial y carece de un registro homogéneo. Por esa razón, la cohorte de Pattakos et al. estudió el rechazo de transfusión en Testigos de Jehová como un «experimento natural» de conservación sanguínea estricta (7).</w:t>
+      </w:r>
+    </w:p>
+    <w:p>
+      <w:pPr>
+        <w:jc w:val="both"/>
+      </w:pPr>
       <w:r>
         <w:rPr>
           <w:color w:val="000000"/>
@@ -2788,35 +2791,7 @@
           <w:szCs w:val="24"/>
           <w:highlight w:val="yellow"/>
         </w:rPr>
-        <w:t xml:space="preserve"> La delimitación de la cohorte a pacientes Testigos de Jehová con rechazo transfusional documentado responde a razones científicas, clínicas y éticas, y no a un juicio sobre la afiliación religiosa. En primer lugar, permite la comparabilidad externa: la evidencia de referencia sobre cirugía cardiaca sin transfusión —metaanálisis, cohortes emparejadas y series institucionales— define su población como Testigos de Jehová (5-8,17,19,22,23,34,35,44,62,63), y «Testigos de Jehová» es un descriptor controlado en DeCS y MeSH. Definir la cohorte de otra manera impediría contrastar los resultados institucionales con ese cuerpo de evidencia, que es precisamente el vacío que el estudio busca llenar. Esa comparación es necesaria porque los resultados no son extrapolables entre centros: frente a la baja mortalidad de los centros especializados (6,7), una serie de un hospital terciario brasileño informó una mortalidad del 18,8 % en Testigos de Jehová frente al 4,2 % en controles (63).</w:t>
-      </w:r>
-    </w:p>
-    <w:p>
-      <w:pPr>
-        <w:jc w:val="both"/>
-      </w:pPr>
-      <w:r>
-        <w:rPr>
-          <w:color w:val="000000"/>
-          <w:sz w:val="24"/>
-          <w:szCs w:val="24"/>
-          <w:highlight w:val="yellow"/>
-        </w:rPr>
-        <w:t xml:space="preserve">En segundo lugar, garantiza la homogeneidad del fenómeno clínico. Durante 2020–2025, la condición de Testigo de Jehová se asociaba con una negativa anticipada, estable y documentada —a menudo mediante un documento de directrices médicas anticipadas— a los componentes principales de la sangre, que activaba desde el preoperatorio una ruta de cirugía sin transfusión: optimización de la hemoglobina, planificación de alternativas aceptables y límites terapéuticos acordados (1,4). El rechazo transfusional de pacientes sin esta condición es excepcional en cirugía cardiaca, suele ser parcial, circunstancial o revocable y carece de documentación estandarizada; incluirlo mezclaría situaciones clínicas no comparables y aumentaría el error de clasificación de la estrategia sin transfusión. Este enfoque tiene precedente en la cohorte de Pattakos et al., que estudió el rechazo de transfusión en Testigos de Jehová por ser la población en la que esa negativa constituye un «experimento natural» de conservación sanguínea estricta (7).</w:t>
-      </w:r>
-    </w:p>
-    <w:p>
-      <w:pPr>
-        <w:jc w:val="both"/>
-      </w:pPr>
-      <w:r>
-        <w:rPr>
-          <w:color w:val="000000"/>
-          <w:sz w:val="24"/>
-          <w:szCs w:val="24"/>
-          <w:highlight w:val="yellow"/>
-        </w:rPr>
-        <w:t xml:space="preserve">En tercer lugar, responde a criterios de justicia y valor social. La Corte Constitucional ha reconocido el derecho de los pacientes Testigos de Jehová plenamente capaces a recibir tratamiento sin transfusión, incluida la cirugía cardiovascular, y ha ordenado garantizarlo (58,59); las instituciones necesitan, por tanto, evidencia local sobre los resultados de esa atención. Excluir a este grupo o diluirlo en una población heterogénea lo privaría de información directamente útil para sus propias decisiones, en contravía de la distribución equitativa de las cargas y los beneficios de la investigación (10,54). Finalmente, la condición religiosa no es una variable de exposición ni de análisis: es constante en toda la cohorte y no se compararán Testigos de Jehová con otros grupos, de modo que el diseño no permite ni pretende atribuir desenlaces a la religión. La elegibilidad operativa la define la decisión clínica individual documentada (numeral 3.2.2).</w:t>
+        <w:t xml:space="preserve">La investigación también responde a un criterio de justicia. La Corte Constitucional ha reconocido el derecho de los pacientes Testigos de Jehová plenamente capaces a recibir tratamiento sin transfusión, incluida la cirugía cardiovascular (58,59), de modo que conocer los resultados locales de esa atención beneficia directamente a esta población, en concordancia con la distribución equitativa de cargas y beneficios de la investigación (10,54). La afiliación religiosa delimita la población, pero no es una variable de exposición ni de análisis: es constante en la cohorte y no se compararán Testigos de Jehová con otros grupos. La elegibilidad operativa depende de la decisión clínica individual documentada (numeral 3.2.2).</w:t>
       </w:r>
     </w:p>
     <w:p>
@@ -3782,15 +3757,19 @@
       </w:pPr>
       <w:r>
         <w:rPr>
-          <w:b/>
-          <w:bCs/>
           <w:color w:val="000000"/>
           <w:sz w:val="24"/>
           <w:szCs w:val="24"/>
           <w:highlight w:val="yellow"/>
         </w:rPr>
-        <w:t xml:space="preserve">Contexto religioso y temporal del periodo de estudio.</w:t>
-      </w:r>
+        <w:t xml:space="preserve">Durante el periodo analizado (2020–2025), la posición de los Testigos de Jehová consideraba inaceptables la sangre completa y sus cuatro componentes principales —glóbulos rojos, glóbulos blancos, plaquetas y plasma—, mientras que la aceptación de fracciones de esos componentes, como la albúmina, los concentrados de factores de la coagulación o las inmunoglobulinas, y de procedimientos con la propia sangre del paciente en circuito continuo, como la recuperación celular, la hemodilución normovolémica aguda o la circulación extracorpórea, correspondía a la decisión de conciencia de cada persona (1,4). Por ello, la afiliación religiosa no permite presumir qué productos o técnicas acepta un paciente concreto, y este estudio registrará la decisión individual documentada para cada componente (numerales 3.2.2, 3.5 y 3.8).</w:t>
+      </w:r>
+    </w:p>
+    <w:p>
+      <w:pPr>
+        <w:spacing w:before="120" w:after="0"/>
+        <w:jc w:val="both"/>
+      </w:pPr>
       <w:r>
         <w:rPr>
           <w:color w:val="000000"/>
@@ -3798,37 +3777,7 @@
           <w:szCs w:val="24"/>
           <w:highlight w:val="yellow"/>
         </w:rPr>
-        <w:t xml:space="preserve"> Durante todo el periodo analizado (1 de enero de 2020 a 31 de diciembre de 2025), la posición de los Testigos de Jehová consideraba inaceptables la sangre completa y sus cuatro componentes principales (glóbulos rojos, glóbulos blancos, plaquetas y plasma). La aceptación de fracciones de esos componentes —como albúmina, concentrados de factores de la coagulación, fibrinógeno o inmunoglobulinas— y de procedimientos con la propia sangre del paciente en circuito continuo —recuperación celular, hemodilución normovolémica aguda o circulación extracorpórea— se dejaba a la decisión de conciencia de cada persona (1,4). Por ello, ya en ese periodo la pertenencia religiosa no permitía presumir qué productos o técnicas aceptaba un paciente concreto, y este protocolo exige verificar la decisión individual documentada para cada componente (numerales 3.2.2, 3.5 y 3.8).</w:t>
-      </w:r>
-    </w:p>
-    <w:p>
-      <w:pPr>
-        <w:spacing w:before="120" w:after="0"/>
-        <w:jc w:val="both"/>
-      </w:pPr>
-      <w:r>
-        <w:rPr>
-          <w:color w:val="000000"/>
-          <w:sz w:val="24"/>
-          <w:szCs w:val="24"/>
-          <w:highlight w:val="yellow"/>
-        </w:rPr>
-        <w:t xml:space="preserve">Con posterioridad al periodo estudiado se produjeron dos comunicaciones. En marzo de 2026 la organización trasladó a la decisión individual la extracción, el almacenamiento y la reinfusión de la propia sangre, y el 18 de septiembre de 2026 su Cuerpo Gobernante comunicó que aceptar o donar los componentes principales de la sangre pasa a ser una decisión de conciencia de cada Testigo, en la que las congregaciones no deben intervenir, y mantuvo el rechazo de la transfusión de sangre completa (51-53).</w:t>
-      </w:r>
-    </w:p>
-    <w:p>
-      <w:pPr>
-        <w:spacing w:before="120" w:after="0"/>
-        <w:jc w:val="both"/>
-      </w:pPr>
-      <w:r>
-        <w:rPr>
-          <w:color w:val="000000"/>
-          <w:sz w:val="24"/>
-          <w:szCs w:val="24"/>
-          <w:highlight w:val="yellow"/>
-        </w:rPr>
-        <w:t xml:space="preserve">Estas comunicaciones son posteriores al periodo de estudio y no modifican la clasificación de los pacientes incluidos, cuya elegibilidad depende de la negativa individual registrada antes de la cirugía índice y no de la doctrina vigente en un momento dado. Tienen, sin embargo, tres implicaciones: a) refuerzan la necesidad de diferenciar la identidad religiosa de las decisiones clínicas individuales, distinción que el protocolo adopta de forma expresa; b) delimitan la validez temporal de los resultados, que describirán la atención de pacientes con negativa a los componentes principales durante 2020–2025 y no deberán extrapolarse a pacientes Testigos de Jehová atendidos después de septiembre de 2026, cuyas decisiones podrán ser distintas; y c) confieren a la cohorte un valor histórico, porque documenta los resultados institucionales en un contexto que probablemente no se repetirá de forma homogénea. En la discusión se recomendará que, desde 2026, la condición religiosa no se use en la práctica clínica como sustituto de la exploración individual de las preferencias de cada paciente (1,51,52).</w:t>
+        <w:t xml:space="preserve">En 2026 esta posición cambió en dos momentos. El 20 de marzo, la organización dejó a la decisión individual la extracción, el almacenamiento y la reinfusión de la propia sangre (53); el 18 de septiembre, su Cuerpo Gobernante comunicó que aceptar o donar los componentes principales de la sangre pasa a ser una decisión de conciencia de cada Testigo, en la que las congregaciones no deben intervenir, y mantuvo el rechazo de la transfusión de sangre completa (51,52). Ambas comunicaciones son posteriores al periodo de estudio y no modifican la clasificación de los pacientes incluidos, cuya elegibilidad depende de la negativa registrada antes de la cirugía índice. En consecuencia, los resultados describirán la atención de pacientes con negativa a los componentes principales durante 2020–2025 y no serán extrapolables a pacientes Testigos de Jehová atendidos después de septiembre de 2026, cuyas decisiones podrán ser distintas. La cohorte documenta así un periodo histórico delimitado, y la distinción entre afiliación religiosa y decisión clínica individual adquiere mayor relevancia para la práctica clínica posterior (1,51,52).</w:t>
       </w:r>
     </w:p>
     <w:p>
@@ -8262,7 +8211,7 @@
           <w:szCs w:val="24"/>
           <w:highlight w:val="yellow"/>
         </w:rPr>
-        <w:t xml:space="preserve">Complementariamente, las Pautas éticas internacionales para la investigación relacionada con la salud con seres humanos (CIOMS-OMS, 2016) orientan la evaluación de este protocolo en cuatro aspectos: la distribución equitativa de cargas y beneficios en la selección de grupos (pauta 3), las condiciones para modificar o dispensar el consentimiento informado (pauta 10), el uso de datos relacionados con la salud (pauta 12) y la protección de personas y grupos en situación de vulnerabilidad (pauta 15) (54). La Declaración Universal sobre Bioética y Derechos Humanos de la UNESCO consagra, además, la privacidad y la confidencialidad (artículo 9) y la prohibición de discriminación y estigmatización (artículo 11), principios que fundamentan las medidas de interpretación y publicación de este protocolo (55).</w:t>
+        <w:t xml:space="preserve">Las Pautas éticas internacionales para la investigación relacionada con la salud con seres humanos (CIOMS-OMS, 2016) orientan, además, la selección equitativa de los grupos de participantes (pauta 3), las condiciones para modificar o dispensar el consentimiento informado (pauta 10), el uso de datos relacionados con la salud (pauta 12) y la protección de personas y grupos vulnerables (pauta 15) (54). La Declaración Universal sobre Bioética y Derechos Humanos de la UNESCO consagra la privacidad y la confidencialidad (artículo 9) y la no discriminación y no estigmatización (artículo 11) (55).</w:t>
       </w:r>
     </w:p>
     <w:p>
@@ -8358,7 +8307,7 @@
           <w:szCs w:val="24"/>
           <w:highlight w:val="yellow"/>
         </w:rPr>
-        <w:t xml:space="preserve"> La justificación detallada de la clasificación del riesgo y de la solicitud de dispensa del consentimiento se presenta en el numeral 3.9.</w:t>
+        <w:t xml:space="preserve"> Los fundamentos de la clasificación del riesgo y de la solicitud de dispensa se exponen en el numeral 3.9.</w:t>
       </w:r>
     </w:p>
     <w:p>
@@ -8400,7 +8349,7 @@
           <w:szCs w:val="24"/>
           <w:highlight w:val="yellow"/>
         </w:rPr>
-        <w:t xml:space="preserve"> Así mismo, el literal d) de su artículo 10 exceptúa del requisito de autorización el tratamiento de información autorizado por la ley para fines históricos, estadísticos o científicos; su reglamentación (Decreto 1377 de 2013, compilado en el Decreto 1074 de 2015) desarrolla las obligaciones de responsables y encargados del tratamiento (14,56).</w:t>
+        <w:t xml:space="preserve"> El literal d) de su artículo 10 exceptúa del requisito de autorización el tratamiento de información autorizado por la ley para fines históricos, estadísticos o científicos, y su reglamentación (Decreto 1377 de 2013, compilado en el Decreto 1074 de 2015) desarrolla las obligaciones de responsables y encargados del tratamiento (14,56).</w:t>
       </w:r>
     </w:p>
     <w:p>
@@ -8414,7 +8363,7 @@
           <w:szCs w:val="24"/>
           <w:highlight w:val="yellow"/>
         </w:rPr>
-        <w:t xml:space="preserve">El marco constitucional complementa estas normas. La Constitución Política protege la intimidad y el habeas data (artículo 15), el libre desarrollo de la personalidad (artículo 16), la libertad de conciencia (artículo 18) y la libertad de cultos (artículo 19); la Ley Estatutaria 133 de 1994 desarrolla la libertad religiosa, y la Ley Estatutaria 1751 de 2015 reconoce, entre los derechos de las personas en el sistema de salud, recibir información suficiente para decidir libremente sobre los procedimientos y la confidencialidad de la información clínica (60,61). La Corte Constitucional ha reiterado que la negativa informada de un paciente capaz a recibir transfusiones por motivos religiosos es expresión legítima de su autonomía, que las instituciones deben armonizar con el derecho a la salud ofreciendo alternativas terapéuticas; en un caso de cirugía cardiovascular ordenó practicar un reemplazo valvular aórtico sin transfusión (58,59). Este marco confirma que la cirugía cardiaca sin transfusión es una prestación exigible en Colombia, cuyos resultados deben conocerse para garantizarla con seguridad.</w:t>
+        <w:t xml:space="preserve">La Constitución Política protege la intimidad y el habeas data (artículo 15), el libre desarrollo de la personalidad (artículo 16), la libertad de conciencia (artículo 18) y la libertad de cultos (artículo 19). La Ley Estatutaria 133 de 1994 desarrolla la libertad religiosa, y la Ley Estatutaria 1751 de 2015 reconoce el derecho a recibir información suficiente para tomar decisiones libres e informadas sobre los procedimientos, así como la reserva de la historia clínica y la intimidad (artículo 10) (60,61). La Corte Constitucional ha reiterado que la negativa informada de un paciente capaz a recibir transfusiones por motivos religiosos es expresión de su autonomía, que las instituciones deben armonizar con el derecho a la salud mediante alternativas terapéuticas; en un caso de insuficiencia aórtica ordenó practicar el reemplazo valvular sin transfusión (58,59). En este marco, la cirugía cardiaca sin transfusión es una alternativa que el sistema de salud debe garantizar, y conocer sus resultados contribuye a hacerlo con seguridad.</w:t>
       </w:r>
     </w:p>
     <w:p>
@@ -8820,38 +8769,12 @@
       </w:pPr>
       <w:r>
         <w:rPr>
-          <w:b/>
-          <w:bCs/>
           <w:color w:val="000000"/>
           <w:sz w:val="24"/>
           <w:szCs w:val="24"/>
           <w:highlight w:val="yellow"/>
         </w:rPr>
-        <w:t xml:space="preserve">Diferenciación entre identidad religiosa y decisiones clínicas individuales.</w:t>
-      </w:r>
-      <w:r>
-        <w:rPr>
-          <w:color w:val="000000"/>
-          <w:sz w:val="24"/>
-          <w:szCs w:val="24"/>
-          <w:highlight w:val="yellow"/>
-        </w:rPr>
-        <w:t xml:space="preserve"> Este protocolo distingue dos condiciones independientes, que se documentarán por separado: a) la condición de Testigo de Jehová, entendida como la afiliación religiosa declarada por el paciente y registrada en la historia clínica, que delimita la población a la que se refiere la pregunta de investigación y permite la comparación con la literatura; y b) la decisión clínica individual sobre componentes sanguíneos, entendida como la aceptación o el rechazo, documentados antes de la cirugía índice, de cada componente, fracción o técnica de conservación sanguínea. La primera no se usará para inferir la segunda: la elegibilidad exige ambas, y las variables de aceptación de alternativas, el rechazo de plasma y plaquetas y cualquier transfusión posterior se obtendrán exclusivamente de la decisión individual documentada.</w:t>
-      </w:r>
-    </w:p>
-    <w:p>
-      <w:pPr>
-        <w:spacing w:before="120" w:after="0"/>
-        <w:jc w:val="both"/>
-      </w:pPr>
-      <w:r>
-        <w:rPr>
-          <w:color w:val="000000"/>
-          <w:sz w:val="24"/>
-          <w:szCs w:val="24"/>
-          <w:highlight w:val="yellow"/>
-        </w:rPr>
-        <w:t xml:space="preserve">Los pacientes sin la condición de Testigo de Jehová que tengan un rechazo transfusional y se identifiquen durante la búsqueda no se incluirán en el análisis: solo se contabilizarán en el diagrama de flujo como no elegibles, sin extraer otros datos de sus historias clínicas.</w:t>
+        <w:t xml:space="preserve">Para efectos del estudio se distinguen dos condiciones que se documentarán por separado: la condición de Testigo de Jehová, entendida como la afiliación religiosa declarada por el paciente y registrada en la historia clínica, que delimita la población; y la decisión clínica individual sobre componentes sanguíneos, entendida como la aceptación o el rechazo de cada componente, fracción o técnica de conservación sanguínea documentados antes de la cirugía índice. La primera no se usará para inferir la segunda: la elegibilidad exige ambas, y el perfil de aceptación, el rechazo de plasma y plaquetas y cualquier transfusión posterior se obtendrán exclusivamente de la decisión individual documentada. Los pacientes sin la condición de Testigo de Jehová con rechazo transfusional que se identifiquen durante la búsqueda no se incluirán; solo se contabilizarán en el diagrama de flujo, sin extraer otros datos de sus historias clínicas.</w:t>
       </w:r>
     </w:p>
     <w:p>
@@ -9962,7 +9885,7 @@
           <w:szCs w:val="24"/>
           <w:highlight w:val="yellow"/>
         </w:rPr>
-        <w:t xml:space="preserve">En el registro debe constar expresamente la condición de Testigo de Jehová. Un formato de rechazo transfusional sin esa mención no satisface este criterio.</w:t>
+        <w:t xml:space="preserve">En el registro debe constar expresamente la condición de Testigo de Jehová; un formato de rechazo transfusional sin esa mención no satisface este criterio.</w:t>
       </w:r>
     </w:p>
     <w:p>
@@ -10091,7 +10014,7 @@
           <w:szCs w:val="24"/>
           <w:highlight w:val="yellow"/>
         </w:rPr>
-        <w:t xml:space="preserve"> Este criterio se verifica con la decisión individual documentada y es independiente del criterio 2: la condición de Testigo de Jehová no se considerará prueba de la negativa (numeral 3.2.2).</w:t>
+        <w:t xml:space="preserve"> La negativa se verificará en la decisión individual documentada; la condición de Testigo de Jehová no se considerará prueba de ella (numeral 3.2.2).</w:t>
       </w:r>
     </w:p>
     <w:p>
@@ -10779,7 +10702,7 @@
           <w:szCs w:val="24"/>
           <w:highlight w:val="yellow"/>
         </w:rPr>
-        <w:t xml:space="preserve"> En cualquiera de las dos opciones, el instrumento se alojará en infraestructura institucional con los controles descritos en el numeral 3.9.1 y no contendrá campos de texto libre con datos identificativos.</w:t>
+        <w:t xml:space="preserve"> En cualquiera de las dos opciones, el instrumento se alojará en infraestructura institucional, con los controles del numeral 3.9.1, y no tendrá campos de texto libre con datos identificativos.</w:t>
       </w:r>
     </w:p>
     <w:p>
@@ -10918,13 +10841,12 @@
           <w:szCs w:val="24"/>
           <w:highlight w:val="yellow"/>
         </w:rPr>
-        <w:t xml:space="preserve"> Para el 100 % de los pacientes, dos integrantes del equipo verificarán de forma independiente los siguientes elementos; las discrepancias se resolverán contra el documento original, con participación de un asesor científico:</w:t>
-      </w:r>
-    </w:p>
-    <w:p>
-      <w:pPr>
-        <w:spacing w:before="60" w:after="60" w:line="240" w:lineRule="auto"/>
-        <w:ind w:left="567"/>
+        <w:t xml:space="preserve"> En todos los pacientes, dos integrantes del equipo verificarán de forma independiente la documentación transfusional y resolverán las discrepancias contra el documento original, con participación de un asesor científico. Para la negativa se registrarán el tipo de documento (formato institucional de disentimiento o rechazo de hemocomponentes, consentimiento quirúrgico o anestésico, documento de directrices anticipadas aportado por el paciente o nota médica), su fecha respecto a la cirugía índice, la firma del paciente o de su representante y el profesional que la registra; solo se considerará válida la negativa escrita anterior al inicio de la cirugía. Para cada producto —glóbulos rojos, plasma, plaquetas, crioprecipitado, glóbulos blancos, fracciones (albúmina, concentrado de fibrinógeno, concentrado de complejo protrombínico, factor VII activado recombinante, inmunoglobulinas), eritropoyetina y técnicas autólogas— se registrará la aceptación, el rechazo o la ausencia de registro, sin imputar la decisión a partir de la condición religiosa. Se registrará también cualquier cambio posterior de la voluntad, con su fecha, la fase perioperatoria, la persona que lo expresa (paciente con capacidad o representante) y el documento de soporte.</w:t>
+      </w:r>
+    </w:p>
+    <w:p>
+      <w:pPr>
+        <w:spacing w:before="240" w:after="240" w:line="240" w:lineRule="auto"/>
         <w:jc w:val="both"/>
       </w:pPr>
       <w:r>
@@ -10934,71 +10856,7 @@
           <w:szCs w:val="24"/>
           <w:highlight w:val="yellow"/>
         </w:rPr>
-        <w:t xml:space="preserve">a) Negativa documentada: tipo de documento (formato institucional de disentimiento o rechazo de hemocomponentes, consentimiento quirúrgico o anestésico, documento de directrices o voluntades anticipadas aportado por el paciente, o nota médica), fecha respecto a la cirugía índice, firma del paciente o de su representante y profesional que lo registra. Solo se considerará válida la negativa registrada antes del inicio de la cirugía índice; si no consta por escrito, el caso no cumplirá el criterio de inclusión 4.</w:t>
-      </w:r>
-    </w:p>
-    <w:p>
-      <w:pPr>
-        <w:spacing w:before="60" w:after="60" w:line="240" w:lineRule="auto"/>
-        <w:ind w:left="567"/>
-        <w:jc w:val="both"/>
-      </w:pPr>
-      <w:r>
-        <w:rPr>
-          <w:color w:val="000000"/>
-          <w:sz w:val="24"/>
-          <w:szCs w:val="24"/>
-          <w:highlight w:val="yellow"/>
-        </w:rPr>
-        <w:t xml:space="preserve">b) Producto involucrado: aceptación, rechazo o ausencia de registro, por separado, de glóbulos rojos, plasma, plaquetas, crioprecipitado, glóbulos blancos, fracciones (albúmina, concentrado de fibrinógeno, concentrado de complejo protrombínico, factor VII activado recombinante, inmunoglobulinas), eritropoyetina y técnicas autólogas. Lo no documentado se registrará como «no documentado» y nunca se imputará a partir de la condición religiosa.</w:t>
-      </w:r>
-    </w:p>
-    <w:p>
-      <w:pPr>
-        <w:spacing w:before="60" w:after="60" w:line="240" w:lineRule="auto"/>
-        <w:ind w:left="567"/>
-        <w:jc w:val="both"/>
-      </w:pPr>
-      <w:r>
-        <w:rPr>
-          <w:color w:val="000000"/>
-          <w:sz w:val="24"/>
-          <w:szCs w:val="24"/>
-          <w:highlight w:val="yellow"/>
-        </w:rPr>
-        <w:t xml:space="preserve">c) Cambios de voluntad: cualquier registro posterior que modifique, amplíe o revoque la decisión inicial, con su fecha, la fase (preoperatoria, intraoperatoria o posoperatoria), quién expresa el cambio (paciente con capacidad o representante) y el documento de soporte.</w:t>
-      </w:r>
-    </w:p>
-    <w:p>
-      <w:pPr>
-        <w:spacing w:before="60" w:after="60" w:line="240" w:lineRule="auto"/>
-        <w:ind w:left="567"/>
-        <w:jc w:val="both"/>
-      </w:pPr>
-      <w:r>
-        <w:rPr>
-          <w:color w:val="000000"/>
-          <w:sz w:val="24"/>
-          <w:szCs w:val="24"/>
-          <w:highlight w:val="yellow"/>
-        </w:rPr>
-        <w:t xml:space="preserve">d) Circunstancias de cualquier transfusión registrada: producto, número de unidades, fecha, fase y servicio, verificados mediante triangulación entre el registro del servicio transfusional (solicitud, despacho y trazabilidad), el registro de anestesia o de enfermería y las notas médicas. La circunstancia se clasificará como: i) con consentimiento o cambio de voluntad documentado; ii) en emergencia, con paciente sin capacidad para decidir, según lo registrado en la historia clínica; iii) por orden judicial o administrativa documentada; iv) sin circunstancia documentada; o v) no concluyente, cuando las fuentes sean discordantes.</w:t>
-      </w:r>
-    </w:p>
-    <w:p>
-      <w:pPr>
-        <w:spacing w:before="60" w:after="60" w:line="240" w:lineRule="auto"/>
-        <w:ind w:left="567"/>
-        <w:jc w:val="both"/>
-      </w:pPr>
-      <w:r>
-        <w:rPr>
-          <w:color w:val="000000"/>
-          <w:sz w:val="24"/>
-          <w:szCs w:val="24"/>
-          <w:highlight w:val="yellow"/>
-        </w:rPr>
-        <w:t xml:space="preserve">Esta verificación busca clasificar correctamente la exposición y los desenlaces. El estudio no evaluará la legalidad, la pertinencia ni la responsabilidad individual de las decisiones asistenciales, y estos datos se informarán solo de forma agregada, sin identificar pacientes ni profesionales; si las transfusiones registradas son menos de cinco, se informarán como «menos de cinco», sin desagregarlas por circunstancia.</w:t>
+        <w:t xml:space="preserve">Cualquier transfusión registrada se verificará mediante la triangulación del registro del servicio transfusional (solicitud, despacho y trazabilidad), el registro de anestesia o de enfermería y las notas médicas, con el producto, el número de unidades, la fecha, la fase y el servicio. Su circunstancia se clasificará como: a) con consentimiento o cambio de voluntad documentado; b) en emergencia, con paciente sin capacidad para decidir; c) por orden judicial o administrativa documentada; d) sin circunstancia documentada; o e) no concluyente, cuando las fuentes sean discordantes. Esta información se usará para clasificar la exposición y los desenlaces; no se evaluarán la legalidad, la pertinencia ni la responsabilidad individual de las decisiones asistenciales, y los datos se presentarán de forma agregada, sin identificar pacientes ni profesionales. Si las transfusiones registradas son menos de cinco, se informarán como «menos de cinco», sin desagregarlas por circunstancia.</w:t>
       </w:r>
     </w:p>
     <w:p>
@@ -11368,7 +11226,7 @@
           <w:szCs w:val="24"/>
           <w:highlight w:val="yellow"/>
         </w:rPr>
-        <w:t xml:space="preserve"> Por último, la validez temporal de los resultados se limita al contexto clínico y religioso de 2020–2025; no se extrapolarán a pacientes atendidos después de las comunicaciones de 2026 (numeral 2.1.5).</w:t>
+        <w:t xml:space="preserve"> La validez temporal de los resultados se limita, además, al contexto clínico y religioso de 2020–2025 (numeral 2.1.5).</w:t>
       </w:r>
     </w:p>
     <w:p>
@@ -21622,103 +21480,12 @@
       </w:pPr>
       <w:r>
         <w:rPr>
-          <w:b/>
-          <w:bCs/>
           <w:color w:val="000000"/>
           <w:sz w:val="24"/>
           <w:szCs w:val="24"/>
           <w:highlight w:val="yellow"/>
         </w:rPr>
-        <w:t xml:space="preserve">Justificación de la clasificación del riesgo.</w:t>
-      </w:r>
-      <w:r>
-        <w:rPr>
-          <w:color w:val="000000"/>
-          <w:sz w:val="24"/>
-          <w:szCs w:val="24"/>
-          <w:highlight w:val="yellow"/>
-        </w:rPr>
-        <w:t xml:space="preserve"> El literal a) del artículo 11 de la Resolución 8430 de 1993 considera sin riesgo los estudios que emplean técnicas y métodos de investigación documental retrospectivos, entre ellos la revisión de historias clínicas, en los que no se identifique a los participantes ni se traten aspectos sensitivos de su conducta (13). El presente estudio cumple cada uno de esos supuestos:</w:t>
-      </w:r>
-    </w:p>
-    <w:p>
-      <w:pPr>
-        <w:spacing w:after="160"/>
-        <w:ind w:left="567"/>
-        <w:jc w:val="both"/>
-      </w:pPr>
-      <w:r>
-        <w:rPr>
-          <w:color w:val="000000"/>
-          <w:sz w:val="24"/>
-          <w:szCs w:val="24"/>
-          <w:highlight w:val="yellow"/>
-        </w:rPr>
-        <w:t xml:space="preserve">a) Naturaleza documental: no se realizará ninguna intervención ni modificación intencionada de variables biológicas, fisiológicas, psicológicas o sociales; la atención ya ocurrió y el estudio no puede modificarla.</w:t>
-      </w:r>
-    </w:p>
-    <w:p>
-      <w:pPr>
-        <w:spacing w:after="160"/>
-        <w:ind w:left="567"/>
-        <w:jc w:val="both"/>
-      </w:pPr>
-      <w:r>
-        <w:rPr>
-          <w:color w:val="000000"/>
-          <w:sz w:val="24"/>
-          <w:szCs w:val="24"/>
-          <w:highlight w:val="yellow"/>
-        </w:rPr>
-        <w:t xml:space="preserve">b) Ausencia de identificación: la base analítica se seudonimizará desde la extracción, no contendrá identificadores directos y los resultados se publicarán de forma agregada (numeral 3.9.1).</w:t>
-      </w:r>
-    </w:p>
-    <w:p>
-      <w:pPr>
-        <w:spacing w:after="160"/>
-        <w:ind w:left="567"/>
-        <w:jc w:val="both"/>
-      </w:pPr>
-      <w:r>
-        <w:rPr>
-          <w:color w:val="000000"/>
-          <w:sz w:val="24"/>
-          <w:szCs w:val="24"/>
-          <w:highlight w:val="yellow"/>
-        </w:rPr>
-        <w:t xml:space="preserve">c) No se tratan aspectos sensitivos de la conducta: el estudio no indaga, mide, valora ni analiza las creencias, la práctica religiosa ni la conducta de los pacientes. La condición de Testigo de Jehová se toma, como dato ya registrado por decisión del propio paciente durante su atención, solo para delimitar la población; es constante en toda la cohorte y no es una variable de análisis. Las variables estudiadas son clínicas: procedimientos, laboratorio, estrategias de conservación sanguínea y complicaciones.</w:t>
-      </w:r>
-    </w:p>
-    <w:p>
-      <w:pPr>
-        <w:spacing w:after="160"/>
-        <w:ind w:left="567"/>
-        <w:jc w:val="both"/>
-      </w:pPr>
-      <w:r>
-        <w:rPr>
-          <w:color w:val="000000"/>
-          <w:sz w:val="24"/>
-          <w:szCs w:val="24"/>
-          <w:highlight w:val="yellow"/>
-        </w:rPr>
-        <w:t xml:space="preserve">d) El único riesgo previsible es informacional —la eventual vulneración de la confidencialidad de datos sensibles—; no deriva de procedimientos aplicados a las personas y se controla con las medidas de los numerales 3.9.1 y 3.9.2.</w:t>
-      </w:r>
-    </w:p>
-    <w:p>
-      <w:pPr>
-        <w:spacing w:after="160"/>
-        <w:ind w:left="567"/>
-        <w:jc w:val="both"/>
-      </w:pPr>
-      <w:r>
-        <w:rPr>
-          <w:color w:val="000000"/>
-          <w:sz w:val="24"/>
-          <w:szCs w:val="24"/>
-          <w:highlight w:val="yellow"/>
-        </w:rPr>
-        <w:t xml:space="preserve">Los investigadores reconocen que la clasificación definitiva corresponde al Comité y que el carácter retrospectivo, por sí solo, no determina la categoría de riesgo. Por ello, la propuesta se sustenta en el cumplimiento verificable de cada supuesto normativo y en salvaguardas proporcionales al riesgo informacional (13,54).</w:t>
+        <w:t xml:space="preserve">Esta clasificación se fundamenta en que el estudio reúne los supuestos del literal a) del artículo 11 de la Resolución 8430 de 1993 (13). Emplea exclusivamente técnicas documentales retrospectivas, sin intervención ni modificación intencionada de variables biológicas, fisiológicas, psicológicas o sociales. No identificará a los participantes, porque la base analítica se seudonimizará desde la extracción y los resultados se presentarán de forma agregada (numeral 3.9.1). Tampoco trata aspectos sensitivos de la conducta: no indaga, mide ni analiza las creencias o la práctica religiosa de los pacientes; la condición de Testigo de Jehová, registrada por decisión del propio paciente durante su atención, se usará solo para delimitar la población, y las variables estudiadas son clínicas. El riesgo previsible es informacional —la eventual vulneración de la confidencialidad de datos sensibles—, no deriva de procedimientos aplicados a las personas y se controlará con las medidas de los numerales 3.9.1 y 3.9.2, en concordancia con el artículo 8 de la misma resolución, que exige proteger la privacidad del sujeto de investigación (13).</w:t>
       </w:r>
     </w:p>
     <w:p>
@@ -21786,6 +21553,110 @@
       </w:pPr>
       <w:r>
         <w:rPr>
+          <w:color w:val="000000"/>
+          <w:sz w:val="24"/>
+          <w:szCs w:val="24"/>
+          <w:highlight w:val="yellow"/>
+        </w:rPr>
+        <w:t xml:space="preserve">La solicitud de dispensa se sustenta en condiciones concurrentes previstas en la Resolución 8430 de 1993, la Ley 1581 de 2012 y la pauta 10 de CIOMS-OMS (13,14,54). Se trata de una investigación sin riesgo, requisito del parágrafo primero del artículo 16. La obtención del consentimiento es impracticable: la cohorte incluye pacientes atendidos entre 2020 y 2025, una parte de ellos previsiblemente fallecida —la mortalidad forma parte del desenlace primario— y otros sin datos de contacto vigentes, y exigirlo excluiría de forma sistemática a los pacientes con peores desenlaces y sesgaría la estimación principal. El contacto, además, exigiría manipular identificadores, revelaría a terceros información religiosa y transfusional, y podría percibirse como un cuestionamiento de decisiones de conciencia ya tomadas. El estudio tiene valor social, porque genera información sobre la seguridad perioperatoria de un grupo cuyo derecho a la cirugía sin transfusión reconoce la jurisprudencia constitucional (58,59), y los datos se tratarán con la finalidad científica y las medidas de supresión de identidad que exigen el literal e) del artículo 6 y el literal d) del artículo 10 de la Ley 1581 de 2012, sin efecto alguno sobre la atención de los pacientes (14). Estudios con diseño y población equivalentes han sido aprobados por comités de ética con dispensa del consentimiento (44,62).</w:t>
+      </w:r>
+    </w:p>
+    <w:p>
+      <w:pPr>
+        <w:spacing w:after="160"/>
+        <w:jc w:val="both"/>
+      </w:pPr>
+      <w:r>
+        <w:rPr>
+          <w:color w:val="000000"/>
+          <w:sz w:val="24"/>
+          <w:szCs w:val="24"/>
+        </w:rPr>
+        <w:t xml:space="preserve">La documentación existente sobre el rechazo de transfusiones será utilizada únicamente para verificar los criterios de elegibilidad de los participantes</w:t>
+      </w:r>
+      <w:r>
+        <w:rPr>
+          <w:color w:val="000000"/>
+          <w:sz w:val="24"/>
+          <w:szCs w:val="24"/>
+          <w:highlight w:val="yellow"/>
+        </w:rPr>
+        <w:t xml:space="preserve">, así como para clasificar el perfil individual de aceptación y las circunstancias de cualquier transfusión registrada (numeral 3.5)</w:t>
+      </w:r>
+      <w:r>
+        <w:rPr>
+          <w:color w:val="000000"/>
+          <w:sz w:val="24"/>
+          <w:szCs w:val="24"/>
+        </w:rPr>
+        <w:t xml:space="preserve">. La decisión adoptada por el paciente durante su atención será respetada como parte de su autonomía y no será objeto de valoración o juicio dentro de la investigación. La condición religiosa se utilizará exclusivamente para definir la población de estudio y la información obtenida será tratada de manera confidencial, evitando cualquier uso que pueda favorecer estigmatización o discriminación (10-14).</w:t>
+      </w:r>
+    </w:p>
+    <w:p>
+      <w:pPr>
+        <w:spacing w:after="160"/>
+        <w:jc w:val="both"/>
+      </w:pPr>
+      <w:r>
+        <w:rPr>
+          <w:color w:val="000000"/>
+          <w:sz w:val="24"/>
+          <w:szCs w:val="24"/>
+        </w:rPr>
+        <w:t>Antes de iniciar la recolección de la información, el protocolo será presentado para evaluación y aprobación al Comité de Ética en Investigación de la Universidad Libre, Seccional Barranquilla, y al comité de ética correspondiente de la Clínica General del Norte. La revisión de las historias clínicas con fines de investigación comenzará una vez se cuente con los avales y autorizaciones requeridos.</w:t>
+      </w:r>
+    </w:p>
+    <w:p>
+      <w:pPr>
+        <w:spacing w:after="160"/>
+        <w:jc w:val="both"/>
+      </w:pPr>
+      <w:r>
+        <w:rPr>
+          <w:color w:val="000000"/>
+          <w:sz w:val="24"/>
+          <w:szCs w:val="24"/>
+        </w:rPr>
+        <w:t>Los investigadores firmarán un compromiso de confidencialidad (Anexo 4) y declaran no tener conflictos de interés financieros ni institucionales relacionados con el tema del estudio. El proyecto no recibe financiación de la industria farmacéutica ni de fabricantes de dispositivos.</w:t>
+      </w:r>
+    </w:p>
+    <w:p>
+      <w:pPr>
+        <w:spacing w:before="240" w:after="240"/>
+        <w:jc w:val="both"/>
+      </w:pPr>
+      <w:r>
+        <w:rPr>
+          <w:color w:val="000000"/>
+          <w:sz w:val="24"/>
+          <w:szCs w:val="24"/>
+          <w:highlight w:val="yellow"/>
+        </w:rPr>
+        <w:t xml:space="preserve">3.9.1 Plan de protección de datos personales y sensibles</w:t>
+      </w:r>
+    </w:p>
+    <w:p>
+      <w:pPr>
+        <w:spacing w:after="160"/>
+        <w:jc w:val="both"/>
+      </w:pPr>
+      <w:r>
+        <w:rPr>
+          <w:color w:val="000000"/>
+          <w:sz w:val="24"/>
+          <w:szCs w:val="24"/>
+          <w:highlight w:val="yellow"/>
+        </w:rPr>
+        <w:t xml:space="preserve">El tratamiento de los datos se regirá por la Ley 1581 de 2012, su reglamentación (Decreto 1377 de 2013, compilado en el Decreto 1074 de 2015), la Resolución 1995 de 1999 y la política de tratamiento de datos personales de la Clínica General del Norte (14,46,56), según el siguiente plan.</w:t>
+      </w:r>
+    </w:p>
+    <w:p>
+      <w:pPr>
+        <w:spacing w:after="160"/>
+        <w:jc w:val="both"/>
+      </w:pPr>
+      <w:r>
+        <w:rPr>
           <w:b/>
           <w:bCs/>
           <w:color w:val="000000"/>
@@ -21793,7 +21664,7 @@
           <w:szCs w:val="24"/>
           <w:highlight w:val="yellow"/>
         </w:rPr>
-        <w:t xml:space="preserve">Fundamentación de la solicitud de dispensa.</w:t>
+        <w:t xml:space="preserve">Responsables.</w:t>
       </w:r>
       <w:r>
         <w:rPr>
@@ -21802,103 +21673,163 @@
           <w:szCs w:val="24"/>
           <w:highlight w:val="yellow"/>
         </w:rPr>
-        <w:t xml:space="preserve"> La solicitud no se basa en que el estudio sea retrospectivo, sino en el cumplimiento concurrente de las condiciones exigidas por la Resolución 8430 de 1993, la Ley 1581 de 2012 y la pauta 10 de las Pautas CIOMS-OMS (13,14,54):</w:t>
+        <w:t xml:space="preserve"> La Clínica General del Norte, como institución que custodia las historias clínicas, actuará como responsable del tratamiento, y los investigadores como encargados, con las obligaciones del artículo 18 de la Ley 1581 de 2012 y bajo compromiso de confidencialidad (Anexo 4). El investigador principal responderá por la custodia de las claves y por el cumplimiento del plan, y el área de protección de datos o de seguridad de la información de la Clínica será el punto de contacto institucional. La asesora metodológica y los asesores científicos no tendrán acceso a datos identificables.</w:t>
       </w:r>
     </w:p>
     <w:p>
       <w:pPr>
         <w:spacing w:after="160"/>
-        <w:ind w:left="567"/>
-        <w:jc w:val="both"/>
-      </w:pPr>
-      <w:r>
-        <w:rPr>
+        <w:jc w:val="both"/>
+      </w:pPr>
+      <w:r>
+        <w:rPr>
+          <w:b/>
+          <w:bCs/>
           <w:color w:val="000000"/>
           <w:sz w:val="24"/>
           <w:szCs w:val="24"/>
           <w:highlight w:val="yellow"/>
         </w:rPr>
-        <w:t xml:space="preserve">a) Investigación sin riesgo: es el requisito del parágrafo primero del artículo 16 de la Resolución 8430 de 1993 y se sustenta en el apartado anterior (13).</w:t>
+        <w:t xml:space="preserve">Controles de acceso.</w:t>
+      </w:r>
+      <w:r>
+        <w:rPr>
+          <w:color w:val="000000"/>
+          <w:sz w:val="24"/>
+          <w:szCs w:val="24"/>
+          <w:highlight w:val="yellow"/>
+        </w:rPr>
+        <w:t xml:space="preserve"> La historia clínica electrónica se consultará solo con credenciales individuales asignadas por la Clínica, en modo de consulta, dentro de su red y sus instalaciones, y limitada a los pacientes del listado de elegibilidad y a las variables del diccionario. No se harán copias, impresiones, fotografías ni capturas de pantalla de las historias, ni se usarán dispositivos externos, correo personal o servicios de nube no institucionales. La Clínica podrá auditar los accesos.</w:t>
       </w:r>
     </w:p>
     <w:p>
       <w:pPr>
         <w:spacing w:after="160"/>
-        <w:ind w:left="567"/>
-        <w:jc w:val="both"/>
-      </w:pPr>
-      <w:r>
-        <w:rPr>
+        <w:jc w:val="both"/>
+      </w:pPr>
+      <w:r>
+        <w:rPr>
+          <w:b/>
+          <w:bCs/>
           <w:color w:val="000000"/>
           <w:sz w:val="24"/>
           <w:szCs w:val="24"/>
           <w:highlight w:val="yellow"/>
         </w:rPr>
-        <w:t xml:space="preserve">b) Impracticabilidad: la cohorte incluye pacientes atendidos entre 2020 y 2025, una proporción previsiblemente fallecida —la mortalidad forma parte del desenlace primario— y otros sin datos de contacto vigentes. Exigir el consentimiento excluiría sistemáticamente a los pacientes con peores desenlaces, sesgaría la estimación principal hacia resultados más favorables y comprometería la validez científica, que es en sí misma un requisito ético (11,54).</w:t>
+        <w:t xml:space="preserve">Codificación.</w:t>
+      </w:r>
+      <w:r>
+        <w:rPr>
+          <w:color w:val="000000"/>
+          <w:sz w:val="24"/>
+          <w:szCs w:val="24"/>
+          <w:highlight w:val="yellow"/>
+        </w:rPr>
+        <w:t xml:space="preserve"> Cada paciente recibirá un código aleatorio, no derivado del nombre, el documento de identidad, las iniciales ni las fechas, y que no aluda a la condición religiosa. Las fechas se transformarán en días relativos a la cirugía índice y la edad se registrará en años cumplidos. La base analítica no incluirá una variable de afiliación religiosa ni campos de texto libre con datos identificativos.</w:t>
       </w:r>
     </w:p>
     <w:p>
       <w:pPr>
         <w:spacing w:after="160"/>
-        <w:ind w:left="567"/>
-        <w:jc w:val="both"/>
-      </w:pPr>
-      <w:r>
-        <w:rPr>
+        <w:jc w:val="both"/>
+      </w:pPr>
+      <w:r>
+        <w:rPr>
+          <w:b/>
+          <w:bCs/>
           <w:color w:val="000000"/>
           <w:sz w:val="24"/>
           <w:szCs w:val="24"/>
           <w:highlight w:val="yellow"/>
         </w:rPr>
-        <w:t xml:space="preserve">c) El contacto aumentaría el riesgo que se busca evitar: contactar a pacientes o familiares para solicitar autorización sobre el uso de datos religiosos y transfusionales exigiría manipular identificadores, revelaría información sensible a terceros y podría percibirse como un cuestionamiento de decisiones de conciencia ya tomadas.</w:t>
+        <w:t xml:space="preserve">Almacenamiento.</w:t>
+      </w:r>
+      <w:r>
+        <w:rPr>
+          <w:color w:val="000000"/>
+          <w:sz w:val="24"/>
+          <w:szCs w:val="24"/>
+          <w:highlight w:val="yellow"/>
+        </w:rPr>
+        <w:t xml:space="preserve"> La base se alojará en REDCap institucional, con perfiles de usuario, registro de auditoría y autenticación, o en un archivo cifrado en un servidor de la Clínica o de la Universidad, con copias de respaldo igualmente cifradas, y nunca en equipos personales sin cifrado. Al terminar el plazo de conservación de cinco años, su eliminación se documentará en un acta.</w:t>
       </w:r>
     </w:p>
     <w:p>
       <w:pPr>
         <w:spacing w:after="160"/>
-        <w:ind w:left="567"/>
-        <w:jc w:val="both"/>
-      </w:pPr>
-      <w:r>
-        <w:rPr>
+        <w:jc w:val="both"/>
+      </w:pPr>
+      <w:r>
+        <w:rPr>
+          <w:b/>
+          <w:bCs/>
           <w:color w:val="000000"/>
           <w:sz w:val="24"/>
           <w:szCs w:val="24"/>
           <w:highlight w:val="yellow"/>
         </w:rPr>
-        <w:t xml:space="preserve">d) Valor social: el estudio generará información sobre la seguridad perioperatoria de un grupo cuyo derecho a la cirugía sin transfusión reconoce la jurisprudencia constitucional y para el que no existe evidencia regional publicada (58,59).</w:t>
+        <w:t xml:space="preserve">Custodia de claves.</w:t>
+      </w:r>
+      <w:r>
+        <w:rPr>
+          <w:color w:val="000000"/>
+          <w:sz w:val="24"/>
+          <w:szCs w:val="24"/>
+          <w:highlight w:val="yellow"/>
+        </w:rPr>
+        <w:t xml:space="preserve"> La tabla de correspondencia entre códigos e identificadores y los listados de la búsqueda de casos se conservarán en un archivo cifrado independiente, en un servidor de la Clínica, al que solo tendrán acceso el investigador principal y un coinvestigador suplente. Esta tabla no se transmitirá con la base analítica y se destruirá, con acta, al concluir la verificación de los datos y el control de calidad, antes del análisis estadístico.</w:t>
       </w:r>
     </w:p>
     <w:p>
       <w:pPr>
         <w:spacing w:after="160"/>
-        <w:ind w:left="567"/>
-        <w:jc w:val="both"/>
-      </w:pPr>
-      <w:r>
-        <w:rPr>
+        <w:jc w:val="both"/>
+      </w:pPr>
+      <w:r>
+        <w:rPr>
+          <w:b/>
+          <w:bCs/>
           <w:color w:val="000000"/>
           <w:sz w:val="24"/>
           <w:szCs w:val="24"/>
           <w:highlight w:val="yellow"/>
         </w:rPr>
-        <w:t xml:space="preserve">e) Respeto de los derechos y del bienestar de los titulares: los datos se tratarán con la finalidad científica, la supresión de identidad y las medidas de seguridad que exigen el literal e) del artículo 6 y el literal d) del artículo 10 de la Ley 1581 de 2012 (14), sin efecto alguno sobre la atención presente o futura de los pacientes.</w:t>
+        <w:t xml:space="preserve">Manejo de incidentes.</w:t>
+      </w:r>
+      <w:r>
+        <w:rPr>
+          <w:color w:val="000000"/>
+          <w:sz w:val="24"/>
+          <w:szCs w:val="24"/>
+          <w:highlight w:val="yellow"/>
+        </w:rPr>
+        <w:t xml:space="preserve"> Se considerará incidente cualquier acceso, pérdida, alteración, divulgación o uso no autorizado de los datos. El incidente se contendrá el mismo día (revocación de accesos, cambio de contraseñas y aislamiento del archivo) y se notificará en las 24 horas siguientes al investigador principal, al área de protección de datos de la Clínica y al comité de ética en investigación; se evaluarán los datos y titulares afectados, y la Clínica, como responsable, informará a la Superintendencia de Industria y Comercio cuando corresponda, conforme al literal n) del artículo 17 de la Ley 1581 de 2012. Se documentarán el incidente, las acciones correctivas y su cierre. La Ley 1273 de 2009 tipifica como delito la violación de datos personales (57).</w:t>
       </w:r>
     </w:p>
     <w:p>
       <w:pPr>
         <w:spacing w:after="160"/>
-        <w:ind w:left="567"/>
-        <w:jc w:val="both"/>
-      </w:pPr>
-      <w:r>
-        <w:rPr>
+        <w:jc w:val="both"/>
+      </w:pPr>
+      <w:r>
+        <w:rPr>
+          <w:b/>
+          <w:bCs/>
           <w:color w:val="000000"/>
           <w:sz w:val="24"/>
           <w:szCs w:val="24"/>
           <w:highlight w:val="yellow"/>
         </w:rPr>
-        <w:t xml:space="preserve">Si el Comité considera necesaria alguna salvaguarda adicional como condición de la dispensa, los investigadores la incorporarán antes de iniciar la recolección. Existen precedentes de estudios con este mismo diseño en Testigos de Jehová sometidos a cirugía cardiaca, aprobados por comités de ética con dispensa del consentimiento por tratarse de datos anonimizados sin contacto con los pacientes (44,62).</w:t>
+        <w:t xml:space="preserve">Prevención de la identificación indirecta.</w:t>
+      </w:r>
+      <w:r>
+        <w:rPr>
+          <w:color w:val="000000"/>
+          <w:sz w:val="24"/>
+          <w:szCs w:val="24"/>
+          <w:highlight w:val="yellow"/>
+        </w:rPr>
+        <w:t xml:space="preserve"> Por tratarse de una población clínica poco frecuente, no se publicarán descripciones de casos individuales; las celdas con menos de cinco pacientes se informarán como «menos de cinco» o se agruparán, con supresión complementaria cuando el valor pueda deducirse por diferencia; la edad se presentará en grupos (menos de 50, 50 a 64, 65 a 74 y 75 años o más) y el año de la cirugía en periodos (2020–2022 y 2023–2025); no se cruzarán en una misma tabla sexo, grupo de edad, periodo, procedimiento y desenlace; no se informarán fechas exactas, municipio de residencia, ocupación ni asegurador; las muertes y las transfusiones pese a la negativa se informarán solo de forma agregada, y no se publicarán gráficos con datos individuales.</w:t>
       </w:r>
     </w:p>
     <w:p>
@@ -21908,28 +21839,38 @@
       </w:pPr>
       <w:r>
         <w:rPr>
-          <w:color w:val="000000"/>
-          <w:sz w:val="24"/>
-          <w:szCs w:val="24"/>
-        </w:rPr>
-        <w:t xml:space="preserve">La documentación existente sobre el rechazo de transfusiones será utilizada únicamente para verificar los criterios de elegibilidad de los participantes</w:t>
-      </w:r>
-      <w:r>
-        <w:rPr>
+          <w:b/>
+          <w:bCs/>
           <w:color w:val="000000"/>
           <w:sz w:val="24"/>
           <w:szCs w:val="24"/>
           <w:highlight w:val="yellow"/>
         </w:rPr>
-        <w:t xml:space="preserve">, así como para clasificar el perfil individual de aceptación y las circunstancias de cualquier transfusión registrada (numeral 3.5)</w:t>
-      </w:r>
-      <w:r>
-        <w:rPr>
-          <w:color w:val="000000"/>
-          <w:sz w:val="24"/>
-          <w:szCs w:val="24"/>
-        </w:rPr>
-        <w:t xml:space="preserve">. La decisión adoptada por el paciente durante su atención será respetada como parte de su autonomía y no será objeto de valoración o juicio dentro de la investigación. La condición religiosa se utilizará exclusivamente para definir la población de estudio y la información obtenida será tratada de manera confidencial, evitando cualquier uso que pueda favorecer estigmatización o discriminación (10-14).</w:t>
+        <w:t xml:space="preserve">Capacitación.</w:t>
+      </w:r>
+      <w:r>
+        <w:rPr>
+          <w:color w:val="000000"/>
+          <w:sz w:val="24"/>
+          <w:szCs w:val="24"/>
+          <w:highlight w:val="yellow"/>
+        </w:rPr>
+        <w:t xml:space="preserve"> Antes de acceder a los datos, los investigadores acreditarán formación vigente en ética de la investigación y buenas prácticas clínicas, y conocerán la política de tratamiento de datos de la Clínica.</w:t>
+      </w:r>
+    </w:p>
+    <w:p>
+      <w:pPr>
+        <w:spacing w:before="240" w:after="240"/>
+        <w:jc w:val="both"/>
+      </w:pPr>
+      <w:r>
+        <w:rPr>
+          <w:color w:val="000000"/>
+          <w:sz w:val="24"/>
+          <w:szCs w:val="24"/>
+          <w:highlight w:val="yellow"/>
+        </w:rPr>
+        <w:t xml:space="preserve">3.9.2 Interpretación y publicación de los resultados</w:t>
       </w:r>
     </w:p>
     <w:p>
@@ -21942,8 +21883,9 @@
           <w:color w:val="000000"/>
           <w:sz w:val="24"/>
           <w:szCs w:val="24"/>
-        </w:rPr>
-        <w:t>Antes de iniciar la recolección de la información, el protocolo será presentado para evaluación y aprobación al Comité de Ética en Investigación de la Universidad Libre, Seccional Barranquilla, y al comité de ética correspondiente de la Clínica General del Norte. La revisión de las historias clínicas con fines de investigación comenzará una vez se cuente con los avales y autorizaciones requeridos.</w:t>
+          <w:highlight w:val="yellow"/>
+        </w:rPr>
+        <w:t xml:space="preserve">El análisis principal es descriptivo y las comparaciones entre procedimientos son exploratorias; los resultados se expresarán en términos de frecuencia y asociación, sin afirmaciones de causalidad, seguridad o equivalencia con pacientes que aceptan transfusión. La condición religiosa es constante en la cohorte y no puede asociarse estadísticamente con ningún desenlace; las complicaciones se describirán en relación con factores clínicos (urgencia, EuroSCORE II, anemia y sangrado) y con las estrategias de manejo de la sangre. Como el diseño no incluye un grupo de comparación, ningún desenlace se presentará como consecuencia de las creencias o de la decisión del paciente.</w:t>
       </w:r>
     </w:p>
     <w:p>
@@ -21956,276 +21898,9 @@
           <w:color w:val="000000"/>
           <w:sz w:val="24"/>
           <w:szCs w:val="24"/>
-        </w:rPr>
-        <w:t>Los investigadores firmarán un compromiso de confidencialidad (Anexo 4) y declaran no tener conflictos de interés financieros ni institucionales relacionados con el tema del estudio. El proyecto no recibe financiación de la industria farmacéutica ni de fabricantes de dispositivos.</w:t>
-      </w:r>
-    </w:p>
-    <w:p>
-      <w:pPr>
-        <w:spacing w:before="240" w:after="240"/>
-        <w:jc w:val="both"/>
-      </w:pPr>
-      <w:r>
-        <w:rPr>
-          <w:color w:val="000000"/>
-          <w:sz w:val="24"/>
-          <w:szCs w:val="24"/>
           <w:highlight w:val="yellow"/>
         </w:rPr>
-        <w:t xml:space="preserve">3.9.1 Plan de protección de datos personales y sensibles</w:t>
-      </w:r>
-    </w:p>
-    <w:p>
-      <w:pPr>
-        <w:spacing w:after="160"/>
-        <w:jc w:val="both"/>
-      </w:pPr>
-      <w:r>
-        <w:rPr>
-          <w:color w:val="000000"/>
-          <w:sz w:val="24"/>
-          <w:szCs w:val="24"/>
-          <w:highlight w:val="yellow"/>
-        </w:rPr>
-        <w:t xml:space="preserve">El tratamiento de los datos se regirá por la Ley 1581 de 2012, su reglamentación (Decreto 1377 de 2013, compilado en el Decreto 1074 de 2015), la Resolución 1995 de 1999 y la política de tratamiento de datos personales de la Clínica General del Norte (14,46,56). El plan comprende:</w:t>
-      </w:r>
-    </w:p>
-    <w:p>
-      <w:pPr>
-        <w:spacing w:after="160"/>
-        <w:ind w:left="567"/>
-        <w:jc w:val="both"/>
-      </w:pPr>
-      <w:r>
-        <w:rPr>
-          <w:color w:val="000000"/>
-          <w:sz w:val="24"/>
-          <w:szCs w:val="24"/>
-          <w:highlight w:val="yellow"/>
-        </w:rPr>
-        <w:t xml:space="preserve">a) Responsables y roles. La Clínica General del Norte, como institución que custodia las historias clínicas, actúa como responsable del tratamiento. Los investigadores actúan como encargados, con las obligaciones del artículo 18 de la Ley 1581 de 2012 y bajo compromiso de confidencialidad (Anexo 4). El investigador principal responde por la custodia de las claves y por el cumplimiento del plan; el área institucional de protección de datos o de seguridad de la información de la Clínica será el punto de contacto institucional. La asesora metodológica y los asesores científicos no tendrán acceso a datos identificables.</w:t>
-      </w:r>
-    </w:p>
-    <w:p>
-      <w:pPr>
-        <w:spacing w:after="160"/>
-        <w:ind w:left="567"/>
-        <w:jc w:val="both"/>
-      </w:pPr>
-      <w:r>
-        <w:rPr>
-          <w:color w:val="000000"/>
-          <w:sz w:val="24"/>
-          <w:szCs w:val="24"/>
-          <w:highlight w:val="yellow"/>
-        </w:rPr>
-        <w:t xml:space="preserve">b) Controles de acceso. La consulta de la historia clínica electrónica se hará solo con credenciales individuales asignadas por la Clínica, en modo de consulta, dentro de su red y en sus instalaciones, y se limitará a los pacientes del listado de elegibilidad y a las variables del diccionario (principio de minimización). No se harán copias, impresiones, fotografías ni capturas de pantalla de las historias, ni se usarán dispositivos externos, correo personal o servicios de nube no institucionales para datos del estudio. La Clínica podrá auditar los accesos en cualquier momento.</w:t>
-      </w:r>
-    </w:p>
-    <w:p>
-      <w:pPr>
-        <w:spacing w:after="160"/>
-        <w:ind w:left="567"/>
-        <w:jc w:val="both"/>
-      </w:pPr>
-      <w:r>
-        <w:rPr>
-          <w:color w:val="000000"/>
-          <w:sz w:val="24"/>
-          <w:szCs w:val="24"/>
-          <w:highlight w:val="yellow"/>
-        </w:rPr>
-        <w:t xml:space="preserve">c) Codificación. Cada paciente recibirá un código aleatorio, no derivado del nombre, el documento de identidad, las iniciales ni las fechas, y que no aluda a la condición religiosa. Las fechas se transformarán en días relativos a la cirugía índice (día 0) y la edad se registrará en años cumplidos. La base analítica no incluirá una variable de afiliación religiosa ni campos de texto libre con datos identificativos.</w:t>
-      </w:r>
-    </w:p>
-    <w:p>
-      <w:pPr>
-        <w:spacing w:after="160"/>
-        <w:ind w:left="567"/>
-        <w:jc w:val="both"/>
-      </w:pPr>
-      <w:r>
-        <w:rPr>
-          <w:color w:val="000000"/>
-          <w:sz w:val="24"/>
-          <w:szCs w:val="24"/>
-          <w:highlight w:val="yellow"/>
-        </w:rPr>
-        <w:t xml:space="preserve">d) Almacenamiento. La base se alojará en REDCap institucional, con perfiles de usuario, registro de auditoría y autenticación, o en un archivo cifrado (AES de 256 bits) en un servidor de la Clínica o de la Universidad, con copias de respaldo igualmente cifradas. No se almacenará en equipos personales sin cifrado de disco. Concluido el plazo de conservación de cinco años, la eliminación se documentará en un acta.</w:t>
-      </w:r>
-    </w:p>
-    <w:p>
-      <w:pPr>
-        <w:spacing w:after="160"/>
-        <w:ind w:left="567"/>
-        <w:jc w:val="both"/>
-      </w:pPr>
-      <w:r>
-        <w:rPr>
-          <w:color w:val="000000"/>
-          <w:sz w:val="24"/>
-          <w:szCs w:val="24"/>
-          <w:highlight w:val="yellow"/>
-        </w:rPr>
-        <w:t xml:space="preserve">e) Custodia de claves. La tabla de correspondencia entre códigos e identificadores y los listados generados por la búsqueda de casos se conservarán en un archivo cifrado independiente, en un servidor de la Clínica, cuya contraseña conocerán solo el investigador principal y un coinvestigador suplente. Esa tabla nunca se transmitirá junto con la base analítica y se destruirá, con acta, al concluir la verificación de los datos y el control de calidad, antes del análisis estadístico.</w:t>
-      </w:r>
-    </w:p>
-    <w:p>
-      <w:pPr>
-        <w:spacing w:after="160"/>
-        <w:ind w:left="567"/>
-        <w:jc w:val="both"/>
-      </w:pPr>
-      <w:r>
-        <w:rPr>
-          <w:color w:val="000000"/>
-          <w:sz w:val="24"/>
-          <w:szCs w:val="24"/>
-          <w:highlight w:val="yellow"/>
-        </w:rPr>
-        <w:t xml:space="preserve">f) Manejo de incidentes. Se considera incidente cualquier acceso, pérdida, alteración, divulgación o uso no autorizado de los datos. Ante un incidente: i) se contendrá el mismo día (revocación de accesos, cambio de contraseñas y aislamiento del archivo); ii) se notificará en las 24 horas siguientes al investigador principal, al área de protección de datos de la Clínica y al Comité de Bioética en Investigación; iii) se evaluarán los datos y titulares afectados y la probabilidad de identificación; iv) la Clínica, como responsable, informará a la Superintendencia de Industria y Comercio cuando corresponda, conforme al literal n) del artículo 17 de la Ley 1581 de 2012, con la cooperación de los investigadores; y v) se documentarán el incidente y las acciones correctivas y se informará su cierre al Comité. Los investigadores conocen las consecuencias penales previstas en la Ley 1273 de 2009 por la violación de datos personales (57).</w:t>
-      </w:r>
-    </w:p>
-    <w:p>
-      <w:pPr>
-        <w:spacing w:after="160"/>
-        <w:ind w:left="567"/>
-        <w:jc w:val="both"/>
-      </w:pPr>
-      <w:r>
-        <w:rPr>
-          <w:color w:val="000000"/>
-          <w:sz w:val="24"/>
-          <w:szCs w:val="24"/>
-          <w:highlight w:val="yellow"/>
-        </w:rPr>
-        <w:t xml:space="preserve">g) Prevención de la identificación indirecta. Por tratarse de una población clínica poco frecuente: i) no se publicarán descripciones de casos individuales; ii) las celdas con menos de cinco pacientes se informarán como «menos de cinco» o se agruparán, con supresión complementaria cuando el valor pueda deducirse por diferencia; iii) la edad se presentará en grupos (menos de 50, 50 a 64, 65 a 74 y 75 años o más) y el año de la cirugía en periodos (2020–2022 y 2023–2025); iv) no se cruzarán en una misma tabla sexo, grupo de edad, periodo, procedimiento y desenlace; v) no se informarán fechas exactas, municipio de residencia, ocupación ni asegurador; vi) las muertes y las transfusiones pese a la negativa se informarán solo de forma agregada; y vii) no se publicarán gráficos con datos individuales.</w:t>
-      </w:r>
-    </w:p>
-    <w:p>
-      <w:pPr>
-        <w:spacing w:after="160"/>
-        <w:ind w:left="567"/>
-        <w:jc w:val="both"/>
-      </w:pPr>
-      <w:r>
-        <w:rPr>
-          <w:color w:val="000000"/>
-          <w:sz w:val="24"/>
-          <w:szCs w:val="24"/>
-          <w:highlight w:val="yellow"/>
-        </w:rPr>
-        <w:t xml:space="preserve">h) Capacitación. Antes de acceder a los datos, los investigadores acreditarán formación vigente en ética de la investigación y buenas prácticas clínicas, y conocerán la política de tratamiento de datos de la Clínica.</w:t>
-      </w:r>
-    </w:p>
-    <w:p>
-      <w:pPr>
-        <w:spacing w:before="240" w:after="240"/>
-        <w:jc w:val="both"/>
-      </w:pPr>
-      <w:r>
-        <w:rPr>
-          <w:color w:val="000000"/>
-          <w:sz w:val="24"/>
-          <w:szCs w:val="24"/>
-          <w:highlight w:val="yellow"/>
-        </w:rPr>
-        <w:t xml:space="preserve">3.9.2 Medidas para una interpretación y publicación responsables</w:t>
-      </w:r>
-    </w:p>
-    <w:p>
-      <w:pPr>
-        <w:spacing w:after="160"/>
-        <w:jc w:val="both"/>
-      </w:pPr>
-      <w:r>
-        <w:rPr>
-          <w:color w:val="000000"/>
-          <w:sz w:val="24"/>
-          <w:szCs w:val="24"/>
-          <w:highlight w:val="yellow"/>
-        </w:rPr>
-        <w:t xml:space="preserve">Para evitar inferencias indebidas y la estigmatización de los participantes se adoptarán las siguientes medidas (10,47,48,55):</w:t>
-      </w:r>
-    </w:p>
-    <w:p>
-      <w:pPr>
-        <w:spacing w:after="160"/>
-        <w:ind w:left="567"/>
-        <w:jc w:val="both"/>
-      </w:pPr>
-      <w:r>
-        <w:rPr>
-          <w:color w:val="000000"/>
-          <w:sz w:val="24"/>
-          <w:szCs w:val="24"/>
-          <w:highlight w:val="yellow"/>
-        </w:rPr>
-        <w:t xml:space="preserve">a) Sin inferencias causales. El análisis principal es descriptivo y las comparaciones entre procedimientos son exploratorias. Los resultados se redactarán con términos de frecuencia y asociación, sin verbos causales, y no se afirmará seguridad ni equivalencia con pacientes que aceptan transfusión.</w:t>
-      </w:r>
-    </w:p>
-    <w:p>
-      <w:pPr>
-        <w:spacing w:after="160"/>
-        <w:ind w:left="567"/>
-        <w:jc w:val="both"/>
-      </w:pPr>
-      <w:r>
-        <w:rPr>
-          <w:color w:val="000000"/>
-          <w:sz w:val="24"/>
-          <w:szCs w:val="24"/>
-          <w:highlight w:val="yellow"/>
-        </w:rPr>
-        <w:t xml:space="preserve">b) Sin atribución de desenlaces a la religión ni a la decisión del paciente. La condición religiosa es constante en la cohorte y no puede asociarse estadísticamente con ningún desenlace. Las complicaciones se describirán en relación con factores clínicos (urgencia, EuroSCORE II, anemia, sangrado) y con las estrategias de manejo de la sangre. Sin grupo de comparación, el diseño no permite atribuir una muerte o una complicación a la decisión de no recibir transfusión, por lo que no se presentará ningún desenlace como consecuencia de las creencias o de la decisión del paciente.</w:t>
-      </w:r>
-    </w:p>
-    <w:p>
-      <w:pPr>
-        <w:spacing w:after="160"/>
-        <w:ind w:left="567"/>
-        <w:jc w:val="both"/>
-      </w:pPr>
-      <w:r>
-        <w:rPr>
-          <w:color w:val="000000"/>
-          <w:sz w:val="24"/>
-          <w:szCs w:val="24"/>
-          <w:highlight w:val="yellow"/>
-        </w:rPr>
-        <w:t xml:space="preserve">c) Lenguaje respetuoso. Se usará la expresión «pacientes Testigos de Jehová con rechazo transfusional documentado» y se evitarán términos que valoren la decisión del paciente, conforme a los principios de no discriminación y no estigmatización (55).</w:t>
-      </w:r>
-    </w:p>
-    <w:p>
-      <w:pPr>
-        <w:spacing w:after="160"/>
-        <w:ind w:left="567"/>
-        <w:jc w:val="both"/>
-      </w:pPr>
-      <w:r>
-        <w:rPr>
-          <w:color w:val="000000"/>
-          <w:sz w:val="24"/>
-          <w:szCs w:val="24"/>
-          <w:highlight w:val="yellow"/>
-        </w:rPr>
-        <w:t xml:space="preserve">d) Contexto temporal. Los resultados se interpretarán en el contexto clínico y religioso de 2020–2025 (numeral 2.1.5). Las recomendaciones se dirigirán a los procesos de atención —optimización de la anemia, hemostasia y vigilancia posoperatoria— y no a las creencias de los pacientes.</w:t>
-      </w:r>
-    </w:p>
-    <w:p>
-      <w:pPr>
-        <w:spacing w:after="160"/>
-        <w:ind w:left="567"/>
-        <w:jc w:val="both"/>
-      </w:pPr>
-      <w:r>
-        <w:rPr>
-          <w:color w:val="000000"/>
-          <w:sz w:val="24"/>
-          <w:szCs w:val="24"/>
-          <w:highlight w:val="yellow"/>
-        </w:rPr>
-        <w:t xml:space="preserve">e) Revisión previa a la difusión. Antes de cualquier sometimiento o presentación, el equipo y los asesores verificarán el cumplimiento de estas medidas y de las del literal g) del numeral 3.9.1. El informe final se remitirá al Comité de Bioética en Investigación de la Clínica General del Norte para su conocimiento, y no se emitirán comunicados de prensa ni publicaciones en redes sociales sin autorización institucional. La mención del nombre de la institución en las publicaciones dependerá de la autorización de la Clínica.</w:t>
+        <w:t xml:space="preserve">Se usará la expresión «pacientes Testigos de Jehová con rechazo transfusional documentado» y se evitarán términos que valoren esa decisión, conforme a los principios de no discriminación y no estigmatización (55). Las recomendaciones se dirigirán a los procesos de atención —optimización de la anemia, hemostasia y vigilancia posoperatoria— y se interpretarán en el contexto de 2020–2025 (numeral 2.1.5). Antes de cualquier presentación o sometimiento, el equipo y los asesores verificarán el cumplimiento de estas medidas y de las reglas contra la identificación indirecta (numeral 3.9.1); el informe final se remitirá al comité de ética en investigación de la Clínica, no se emitirán comunicados de prensa ni publicaciones en redes sociales sin autorización institucional, y la mención del nombre de la institución en las publicaciones dependerá de su autorización (47,48).</w:t>
       </w:r>
     </w:p>
     <w:p>
@@ -22339,7 +22014,7 @@
           <w:szCs w:val="24"/>
           <w:highlight w:val="yellow"/>
         </w:rPr>
-        <w:t xml:space="preserve"> Se aplicarán las medidas del literal g) del numeral 3.9.1 y del numeral 3.9.2.</w:t>
+        <w:t xml:space="preserve"> Se aplicarán las medidas de los numerales 3.9.1 y 3.9.2.</w:t>
       </w:r>
     </w:p>
     <w:p>
@@ -22486,7 +22161,7 @@
                 <w:color w:val="000000"/>
                 <w:highlight w:val="yellow"/>
               </w:rPr>
-              <w:t xml:space="preserve">; respuesta punto por punto a las observaciones del Comité de Bioética en Investigación de la Clínica General del Norte</w:t>
+              <w:t xml:space="preserve">; ajustes derivados de la evaluación del Comité de Bioética en Investigación de la Clínica General del Norte</w:t>
             </w:r>
             <w:r>
               <w:t xml:space="preserve">.</w:t>
@@ -24039,7 +23714,7 @@
           <w:szCs w:val="24"/>
           <w:highlight w:val="yellow"/>
         </w:rPr>
-        <w:t xml:space="preserve">LA NACIÓN. Los Testigos de Jehová permitirán las donaciones y transfusiones de sangre a sus fieles por “decisión propia” [en línea]. Buenos Aires, 22 de septiembre de 2026. [Consultado: 17 de octubre de 2026]. Disponible en: https://www.lanacion.com.ar/sociedad/los-testigos-de-jehova-permitiran-las-donaciones-y-transfusiones-de-sangre-a-sus-fieles-por-decision-nid22092026/</w:t>
+        <w:t xml:space="preserve">ASSOCIATED PRESS. Jehovah’s Witnesses ease policy on transfusions, allowing storage and use of one’s own blood [en línea]. 20 de marzo de 2026. [Consultado: 19 de octubre de 2026]. Disponible en: https://wtop.com/national/2026/03/jehovahs-witnesses-ease-policy-on-transfusions-allowing-storage-and-use-of-ones-own-blood/</w:t>
       </w:r>
     </w:p>
     <w:p>
@@ -24096,7 +23771,7 @@
           <w:szCs w:val="24"/>
           <w:highlight w:val="yellow"/>
         </w:rPr>
-        <w:t xml:space="preserve">COLOMBIA. PRESIDENCIA DE LA REPÚBLICA. Decreto 1377 (27, junio, 2013). Por el cual se reglamenta parcialmente la Ley 1581 de 2012 [compilado en el Decreto Único Reglamentario 1074 de 2015]. Bogotá, D. C., 2013.</w:t>
+        <w:t xml:space="preserve">COLOMBIA. MINISTERIO DE COMERCIO, INDUSTRIA Y TURISMO. Decreto 1377 (27, junio, 2013). Por el cual se reglamenta parcialmente la Ley 1581 de 2012. Diario Oficial 48.834. Compilado en el Decreto Único Reglamentario 1074 de 2015.</w:t>
       </w:r>
     </w:p>
     <w:p>
@@ -24115,7 +23790,7 @@
           <w:szCs w:val="24"/>
           <w:highlight w:val="yellow"/>
         </w:rPr>
-        <w:t xml:space="preserve">COLOMBIA. CONGRESO DE LA REPÚBLICA. Ley 1273 (5, enero, 2009). Por medio de la cual se modifica el Código Penal, se crea un nuevo bien jurídico tutelado –denominado “de la protección de la información y de los datos”–. Bogotá, D. C., 2009.</w:t>
+        <w:t xml:space="preserve">COLOMBIA. CONGRESO DE LA REPÚBLICA. Ley 1273 (5, enero, 2009). Por medio de la cual se modifica el Código Penal, se crea un nuevo bien jurídico tutelado –denominado “de la protección de la información y de los datos”– y se preservan integralmente los sistemas que utilicen las tecnologías de la información y las comunicaciones, entre otras disposiciones. Diario Oficial 47.223.</w:t>
       </w:r>
     </w:p>
     <w:p>
@@ -24172,7 +23847,7 @@
           <w:szCs w:val="24"/>
           <w:highlight w:val="yellow"/>
         </w:rPr>
-        <w:t xml:space="preserve">COLOMBIA. CONGRESO DE LA REPÚBLICA. Ley Estatutaria 133 (23, mayo, 1994). Por la cual se desarrolla el derecho de libertad religiosa y de cultos, reconocido en el artículo 19 de la Constitución Política. Bogotá, D. C., 1994.</w:t>
+        <w:t xml:space="preserve">COLOMBIA. CONGRESO DE LA REPÚBLICA. Ley Estatutaria 133 (23, mayo, 1994). Por la cual se desarrolla el Derecho de Libertad Religiosa y de Cultos, reconocido en el artículo 19 de la Constitución Política. Diario Oficial 41.369.</w:t>
       </w:r>
     </w:p>
     <w:p>
@@ -24191,7 +23866,7 @@
           <w:szCs w:val="24"/>
           <w:highlight w:val="yellow"/>
         </w:rPr>
-        <w:t xml:space="preserve">COLOMBIA. CONGRESO DE LA REPÚBLICA. Ley Estatutaria 1751 (16, febrero, 2015). Por medio de la cual se regula el derecho fundamental a la salud y se dictan otras disposiciones. Bogotá, D. C., 2015.</w:t>
+        <w:t xml:space="preserve">COLOMBIA. CONGRESO DE LA REPÚBLICA. Ley Estatutaria 1751 (16, febrero, 2015). Por medio de la cual se regula el derecho fundamental a la salud y se dictan otras disposiciones. Diario Oficial 49.427.</w:t>
       </w:r>
     </w:p>
     <w:p>
@@ -24210,7 +23885,7 @@
           <w:szCs w:val="24"/>
           <w:highlight w:val="yellow"/>
         </w:rPr>
-        <w:t xml:space="preserve">NAKANO, H. R. Y., et al. Coronary artery bypass grafting in Jehovah’s Witness patients: a retrospective propensity matched cohort study. En: Brazilian Journal of Anesthesiology. 2026, art. 844765. Disponible en: https://doi.org/10.1016/j.bjane.2026.844765</w:t>
+        <w:t xml:space="preserve">NAKANO, H. R. Y., et al. Coronary artery bypass grafting in Jehovah’s Witness: a retrospective propensity matched cohort study. En: Brazilian Journal of Anesthesiology. 2026. Disponible en: https://doi.org/10.1016/j.bjane.2026.844765</w:t>
       </w:r>
     </w:p>
     <w:p>

--- a/comite_etica_CGN/Protocolo_v2.0_ajustes_resaltados.docx
+++ b/comite_etica_CGN/Protocolo_v2.0_ajustes_resaltados.docx
@@ -1797,7 +1797,7 @@
         </w:rPr>
         <w:t xml:space="preserve">3.9.2 Interpretación y publicación de los resultados</w:t>
         <w:tab/>
-        <w:t>44</w:t>
+        <w:t>43</w:t>
       </w:r>
     </w:p>
     <w:p>
@@ -2777,7 +2777,7 @@
           <w:szCs w:val="24"/>
           <w:highlight w:val="yellow"/>
         </w:rPr>
-        <w:t xml:space="preserve">La población se delimitó a pacientes Testigos de Jehová con rechazo transfusional documentado por razones de comparabilidad, homogeneidad clínica y justicia. La evidencia de referencia sobre cirugía cardiaca sin transfusión —metaanálisis, cohortes emparejadas y series institucionales— define su población de esta manera, y «Testigos de Jehová» es un descriptor controlado en DeCS y MeSH (5-8,17,19,22,23,34,35,44,62); describir una cohorte con la misma definición es la condición para contrastar los resultados institucionales con esa literatura. Este contraste es necesario porque los resultados varían entre centros: frente a mortalidades hospitalarias de 0,6 % a 3,1 % en centros especializados (6,7), un hospital terciario brasileño informó una mortalidad del 18,8 % en Testigos de Jehová y del 4,2 % en sus controles (63). Durante el periodo de estudio, además, la condición de Testigo de Jehová se asociaba con una negativa anticipada, estable y documentada a los componentes principales de la sangre, que daba lugar a una planificación perioperatoria específica desde el preoperatorio (1,4); el rechazo transfusional de pacientes sin esta condición es infrecuente en cirugía cardiaca, suele ser parcial o circunstancial y carece de un registro homogéneo. Por esa razón, la cohorte de Pattakos et al. estudió el rechazo de transfusión en Testigos de Jehová como un «experimento natural» de conservación sanguínea estricta (7).</w:t>
+        <w:t xml:space="preserve">La población se delimitó a pacientes Testigos de Jehová con rechazo transfusional documentado por razones de comparabilidad, homogeneidad clínica y justicia. La evidencia de referencia sobre cirugía cardiaca sin transfusión —metaanálisis, cohortes emparejadas y series institucionales— define su población de esta manera, y «Testigos de Jehová» es un descriptor controlado en DeCS y MeSH (5-8,17,19,22,23,34,35,44,61); describir una cohorte con la misma definición es la condición para contrastar los resultados institucionales con esa literatura. Este contraste es necesario porque los resultados varían entre centros: frente a mortalidades hospitalarias de 0,6 % a 3,1 % en centros especializados (6,7), un hospital terciario brasileño informó una mortalidad del 18,8 % en Testigos de Jehová y del 4,2 % en sus controles (62). Durante el periodo de estudio, además, la condición de Testigo de Jehová se asociaba con una negativa anticipada, estable y documentada a los componentes principales de la sangre, que daba lugar a una planificación perioperatoria específica desde el preoperatorio (1,4); el rechazo transfusional de pacientes sin esta condición es infrecuente en cirugía cardiaca, suele ser parcial o circunstancial y carece de un registro homogéneo. Por esa razón, la cohorte de Pattakos et al. estudió el rechazo de transfusión en Testigos de Jehová como un «experimento natural» de conservación sanguínea estricta (7).</w:t>
       </w:r>
     </w:p>
     <w:p>
@@ -2791,7 +2791,7 @@
           <w:szCs w:val="24"/>
           <w:highlight w:val="yellow"/>
         </w:rPr>
-        <w:t xml:space="preserve">La investigación también responde a un criterio de justicia. La Corte Constitucional ha reconocido el derecho de los pacientes Testigos de Jehová plenamente capaces a recibir tratamiento sin transfusión, incluida la cirugía cardiovascular (58,59), de modo que conocer los resultados locales de esa atención beneficia directamente a esta población, en concordancia con la distribución equitativa de cargas y beneficios de la investigación (10,54). La afiliación religiosa delimita la población, pero no es una variable de exposición ni de análisis: es constante en la cohorte y no se compararán Testigos de Jehová con otros grupos. La elegibilidad operativa depende de la decisión clínica individual documentada (numeral 3.2.2).</w:t>
+        <w:t xml:space="preserve">La investigación también responde a un criterio de justicia. La Corte Constitucional ha reconocido el derecho de los pacientes Testigos de Jehová plenamente capaces a recibir tratamiento sin transfusión, incluida la cirugía cardiovascular (57,58), de modo que conocer los resultados locales de esa atención beneficia directamente a esta población, en concordancia con la distribución equitativa de cargas y beneficios de la investigación (10,54). La afiliación religiosa delimita la población, pero no es una variable de exposición ni de análisis: es constante en la cohorte y no se compararán Testigos de Jehová con otros grupos. La elegibilidad operativa depende de la decisión clínica individual documentada (numeral 3.2.2).</w:t>
       </w:r>
     </w:p>
     <w:p>
@@ -8363,7 +8363,7 @@
           <w:szCs w:val="24"/>
           <w:highlight w:val="yellow"/>
         </w:rPr>
-        <w:t xml:space="preserve">La Constitución Política protege la intimidad y el habeas data (artículo 15), el libre desarrollo de la personalidad (artículo 16), la libertad de conciencia (artículo 18) y la libertad de cultos (artículo 19). La Ley Estatutaria 133 de 1994 desarrolla la libertad religiosa, y la Ley Estatutaria 1751 de 2015 reconoce el derecho a recibir información suficiente para tomar decisiones libres e informadas sobre los procedimientos, así como la reserva de la historia clínica y la intimidad (artículo 10) (60,61). La Corte Constitucional ha reiterado que la negativa informada de un paciente capaz a recibir transfusiones por motivos religiosos es expresión de su autonomía, que las instituciones deben armonizar con el derecho a la salud mediante alternativas terapéuticas; en un caso de insuficiencia aórtica ordenó practicar el reemplazo valvular sin transfusión (58,59). En este marco, la cirugía cardiaca sin transfusión es una alternativa que el sistema de salud debe garantizar, y conocer sus resultados contribuye a hacerlo con seguridad.</w:t>
+        <w:t xml:space="preserve">La Constitución Política protege la intimidad y el habeas data (artículo 15), el libre desarrollo de la personalidad (artículo 16), la libertad de conciencia (artículo 18) y la libertad de cultos (artículo 19). La Ley Estatutaria 133 de 1994 desarrolla la libertad religiosa, y la Ley Estatutaria 1751 de 2015 reconoce el derecho a recibir información suficiente para tomar decisiones libres e informadas sobre los procedimientos, así como la reserva de la historia clínica y la intimidad (artículo 10) (59,60). La Corte Constitucional ha reiterado que la negativa informada de un paciente capaz a recibir transfusiones por motivos religiosos es expresión de su autonomía, que las instituciones deben armonizar con el derecho a la salud mediante alternativas terapéuticas; en un caso de insuficiencia aórtica ordenó practicar el reemplazo valvular sin transfusión (57,58). En este marco, la cirugía cardiaca sin transfusión es una alternativa que el sistema de salud debe garantizar, y conocer sus resultados contribuye a hacerlo con seguridad.</w:t>
       </w:r>
     </w:p>
     <w:p>
@@ -21558,7 +21558,7 @@
           <w:szCs w:val="24"/>
           <w:highlight w:val="yellow"/>
         </w:rPr>
-        <w:t xml:space="preserve">La solicitud de dispensa se sustenta en condiciones concurrentes previstas en la Resolución 8430 de 1993, la Ley 1581 de 2012 y la pauta 10 de CIOMS-OMS (13,14,54). Se trata de una investigación sin riesgo, requisito del parágrafo primero del artículo 16. La obtención del consentimiento es impracticable: la cohorte incluye pacientes atendidos entre 2020 y 2025, una parte de ellos previsiblemente fallecida —la mortalidad forma parte del desenlace primario— y otros sin datos de contacto vigentes, y exigirlo excluiría de forma sistemática a los pacientes con peores desenlaces y sesgaría la estimación principal. El contacto, además, exigiría manipular identificadores, revelaría a terceros información religiosa y transfusional, y podría percibirse como un cuestionamiento de decisiones de conciencia ya tomadas. El estudio tiene valor social, porque genera información sobre la seguridad perioperatoria de un grupo cuyo derecho a la cirugía sin transfusión reconoce la jurisprudencia constitucional (58,59), y los datos se tratarán con la finalidad científica y las medidas de supresión de identidad que exigen el literal e) del artículo 6 y el literal d) del artículo 10 de la Ley 1581 de 2012, sin efecto alguno sobre la atención de los pacientes (14). Estudios con diseño y población equivalentes han sido aprobados por comités de ética con dispensa del consentimiento (44,62).</w:t>
+        <w:t xml:space="preserve">La solicitud de dispensa se sustenta en condiciones concurrentes previstas en la Resolución 8430 de 1993, la Ley 1581 de 2012 y la pauta 10 de CIOMS-OMS (13,14,54). Se trata de una investigación sin riesgo, requisito del parágrafo primero del artículo 16. La obtención del consentimiento es impracticable: la cohorte incluye pacientes atendidos entre 2020 y 2025, una parte de ellos previsiblemente fallecida —la mortalidad forma parte del desenlace primario— y otros sin datos de contacto vigentes, y exigirlo excluiría de forma sistemática a los pacientes con peores desenlaces y sesgaría la estimación principal. El contacto, además, exigiría manipular identificadores, revelaría a terceros información religiosa y transfusional, y podría percibirse como un cuestionamiento de decisiones de conciencia ya tomadas. El estudio tiene valor social, porque genera información sobre la seguridad perioperatoria de un grupo cuyo derecho a la cirugía sin transfusión reconoce la jurisprudencia constitucional (57,58), y los datos se tratarán con la finalidad científica y las medidas de supresión de identidad que exigen el literal e) del artículo 6 y el literal d) del artículo 10 de la Ley 1581 de 2012, sin efecto alguno sobre la atención de los pacientes (14). Estudios con diseño y población equivalentes han sido aprobados por comités de ética con dispensa del consentimiento (44,61).</w:t>
       </w:r>
     </w:p>
     <w:p>
@@ -21699,7 +21699,7 @@
           <w:szCs w:val="24"/>
           <w:highlight w:val="yellow"/>
         </w:rPr>
-        <w:t xml:space="preserve"> La historia clínica electrónica se consultará solo con credenciales individuales asignadas por la Clínica, en modo de consulta, dentro de su red y sus instalaciones, y limitada a los pacientes del listado de elegibilidad y a las variables del diccionario. No se harán copias, impresiones, fotografías ni capturas de pantalla de las historias, ni se usarán dispositivos externos, correo personal o servicios de nube no institucionales. La Clínica podrá auditar los accesos.</w:t>
+        <w:t xml:space="preserve"> La historia clínica electrónica se consultará solo con credenciales individuales asignadas por la Clínica, en modo de consulta, dentro de su red y sus instalaciones, y limitada a los pacientes del listado de elegibilidad y a las variables del diccionario. No se harán copias, impresiones, fotografías ni capturas de pantalla de las historias, ni se usarán dispositivos externos. La Clínica podrá auditar los accesos.</w:t>
       </w:r>
     </w:p>
     <w:p>
@@ -21751,7 +21751,7 @@
           <w:szCs w:val="24"/>
           <w:highlight w:val="yellow"/>
         </w:rPr>
-        <w:t xml:space="preserve"> La base se alojará en REDCap institucional, con perfiles de usuario, registro de auditoría y autenticación, o en un archivo cifrado en un servidor de la Clínica o de la Universidad, con copias de respaldo igualmente cifradas, y nunca en equipos personales sin cifrado. Al terminar el plazo de conservación de cinco años, su eliminación se documentará en un acta.</w:t>
+        <w:t xml:space="preserve"> La base se alojará en REDCap institucional, con perfiles de usuario, registro de auditoría y autenticación, o en un archivo cifrado en un servidor de la Clínica o de la Universidad, con copias de respaldo igualmente cifradas, y nunca en equipos personales sin cifrado. Al terminar el plazo de conservación de cinco años, la base será eliminada.</w:t>
       </w:r>
     </w:p>
     <w:p>
@@ -21777,7 +21777,7 @@
           <w:szCs w:val="24"/>
           <w:highlight w:val="yellow"/>
         </w:rPr>
-        <w:t xml:space="preserve"> La tabla de correspondencia entre códigos e identificadores y los listados de la búsqueda de casos se conservarán en un archivo cifrado independiente, en un servidor de la Clínica, al que solo tendrán acceso el investigador principal y un coinvestigador suplente. Esta tabla no se transmitirá con la base analítica y se destruirá, con acta, al concluir la verificación de los datos y el control de calidad, antes del análisis estadístico.</w:t>
+        <w:t xml:space="preserve"> La tabla de correspondencia entre códigos e identificadores y los listados de la búsqueda de casos se conservarán en un archivo cifrado independiente, en un servidor de la Clínica, al que solo tendrán acceso los investigadores. Esta tabla no se transmitirá con la base analítica.</w:t>
       </w:r>
     </w:p>
     <w:p>
@@ -21803,7 +21803,7 @@
           <w:szCs w:val="24"/>
           <w:highlight w:val="yellow"/>
         </w:rPr>
-        <w:t xml:space="preserve"> Se considerará incidente cualquier acceso, pérdida, alteración, divulgación o uso no autorizado de los datos. El incidente se contendrá el mismo día (revocación de accesos, cambio de contraseñas y aislamiento del archivo) y se notificará en las 24 horas siguientes al investigador principal, al área de protección de datos de la Clínica y al comité de ética en investigación; se evaluarán los datos y titulares afectados, y la Clínica, como responsable, informará a la Superintendencia de Industria y Comercio cuando corresponda, conforme al literal n) del artículo 17 de la Ley 1581 de 2012. Se documentarán el incidente, las acciones correctivas y su cierre. La Ley 1273 de 2009 tipifica como delito la violación de datos personales (57).</w:t>
+        <w:t xml:space="preserve"> Se considerará incidente cualquier acceso, pérdida, alteración, divulgación o uso no autorizado de los datos. El incidente se contendrá el mismo día (revocación de accesos, cambio de contraseñas y aislamiento del archivo) y se notificará en las 24 horas siguientes al investigador principal, al área de protección de datos de la Clínica y al comité de ética en investigación; se evaluarán los datos y titulares afectados, y la Clínica, como responsable, informará a la Superintendencia de Industria y Comercio cuando corresponda, conforme al literal n) del artículo 17 de la Ley 1581 de 2012. Se documentarán el incidente, las acciones correctivas y su cierre.</w:t>
       </w:r>
     </w:p>
     <w:p>
@@ -21830,32 +21830,6 @@
           <w:highlight w:val="yellow"/>
         </w:rPr>
         <w:t xml:space="preserve"> Por tratarse de una población clínica poco frecuente, no se publicarán descripciones de casos individuales; las celdas con menos de cinco pacientes se informarán como «menos de cinco» o se agruparán, con supresión complementaria cuando el valor pueda deducirse por diferencia; la edad se presentará en grupos (menos de 50, 50 a 64, 65 a 74 y 75 años o más) y el año de la cirugía en periodos (2020–2022 y 2023–2025); no se cruzarán en una misma tabla sexo, grupo de edad, periodo, procedimiento y desenlace; no se informarán fechas exactas, municipio de residencia, ocupación ni asegurador; las muertes y las transfusiones pese a la negativa se informarán solo de forma agregada, y no se publicarán gráficos con datos individuales.</w:t>
-      </w:r>
-    </w:p>
-    <w:p>
-      <w:pPr>
-        <w:spacing w:after="160"/>
-        <w:jc w:val="both"/>
-      </w:pPr>
-      <w:r>
-        <w:rPr>
-          <w:b/>
-          <w:bCs/>
-          <w:color w:val="000000"/>
-          <w:sz w:val="24"/>
-          <w:szCs w:val="24"/>
-          <w:highlight w:val="yellow"/>
-        </w:rPr>
-        <w:t xml:space="preserve">Capacitación.</w:t>
-      </w:r>
-      <w:r>
-        <w:rPr>
-          <w:color w:val="000000"/>
-          <w:sz w:val="24"/>
-          <w:szCs w:val="24"/>
-          <w:highlight w:val="yellow"/>
-        </w:rPr>
-        <w:t xml:space="preserve"> Antes de acceder a los datos, los investigadores acreditarán formación vigente en ética de la investigación y buenas prácticas clínicas, y conocerán la política de tratamiento de datos de la Clínica.</w:t>
       </w:r>
     </w:p>
     <w:p>
@@ -23772,25 +23746,6 @@
           <w:highlight w:val="yellow"/>
         </w:rPr>
         <w:t xml:space="preserve">COLOMBIA. MINISTERIO DE COMERCIO, INDUSTRIA Y TURISMO. Decreto 1377 (27, junio, 2013). Por el cual se reglamenta parcialmente la Ley 1581 de 2012. Diario Oficial 48.834. Compilado en el Decreto Único Reglamentario 1074 de 2015.</w:t>
-      </w:r>
-    </w:p>
-    <w:p>
-      <w:pPr>
-        <w:numPr>
-          <w:ilvl w:val="0"/>
-          <w:numId w:val="1"/>
-        </w:numPr>
-        <w:spacing w:after="0"/>
-        <w:jc w:val="both"/>
-      </w:pPr>
-      <w:r>
-        <w:rPr>
-          <w:color w:val="000000"/>
-          <w:sz w:val="24"/>
-          <w:szCs w:val="24"/>
-          <w:highlight w:val="yellow"/>
-        </w:rPr>
-        <w:t xml:space="preserve">COLOMBIA. CONGRESO DE LA REPÚBLICA. Ley 1273 (5, enero, 2009). Por medio de la cual se modifica el Código Penal, se crea un nuevo bien jurídico tutelado –denominado “de la protección de la información y de los datos”– y se preservan integralmente los sistemas que utilicen las tecnologías de la información y las comunicaciones, entre otras disposiciones. Diario Oficial 47.223.</w:t>
       </w:r>
     </w:p>
     <w:p>
